--- a/public/kak-translok-8jam.docx
+++ b/public/kak-translok-8jam.docx
@@ -401,14 +401,34 @@
                 <w:szCs w:val="22"/>
               </w:rPr>
             </w:pPr>
+            <w:proofErr w:type="spellStart"/>
             <w:r>
               <w:rPr>
                 <w:rFonts w:ascii="Times New Roman" w:eastAsia="Bookman Old Style" w:hAnsi="Times New Roman"/>
                 <w:sz w:val="22"/>
                 <w:szCs w:val="22"/>
               </w:rPr>
-              <w:t>Satuan Kerja</w:t>
-            </w:r>
+              <w:t>Satuan</w:t>
+            </w:r>
+            <w:proofErr w:type="spellEnd"/>
+            <w:r>
+              <w:rPr>
+                <w:rFonts w:ascii="Times New Roman" w:eastAsia="Bookman Old Style" w:hAnsi="Times New Roman"/>
+                <w:sz w:val="22"/>
+                <w:szCs w:val="22"/>
+              </w:rPr>
+              <w:t xml:space="preserve"> </w:t>
+            </w:r>
+            <w:proofErr w:type="spellStart"/>
+            <w:r>
+              <w:rPr>
+                <w:rFonts w:ascii="Times New Roman" w:eastAsia="Bookman Old Style" w:hAnsi="Times New Roman"/>
+                <w:sz w:val="22"/>
+                <w:szCs w:val="22"/>
+              </w:rPr>
+              <w:t>Kerja</w:t>
+            </w:r>
+            <w:proofErr w:type="spellEnd"/>
           </w:p>
         </w:tc>
         <w:tc>
@@ -472,6 +492,7 @@
                 <w:szCs w:val="22"/>
               </w:rPr>
             </w:pPr>
+            <w:proofErr w:type="spellStart"/>
             <w:r>
               <w:rPr>
                 <w:rFonts w:ascii="Times New Roman" w:eastAsia="Bookman Old Style" w:hAnsi="Times New Roman"/>
@@ -480,6 +501,7 @@
               </w:rPr>
               <w:t>Pembebanan</w:t>
             </w:r>
+            <w:proofErr w:type="spellEnd"/>
           </w:p>
         </w:tc>
         <w:tc>
@@ -599,8 +621,72 @@
                 <w:sz w:val="22"/>
                 <w:szCs w:val="22"/>
               </w:rPr>
-              <w:t>Program Penyediaan dan Pelayanan Informasi Statistik</w:t>
-            </w:r>
+              <w:t xml:space="preserve">Program </w:t>
+            </w:r>
+            <w:proofErr w:type="spellStart"/>
+            <w:r>
+              <w:rPr>
+                <w:rFonts w:ascii="Times New Roman" w:eastAsia="Bookman Old Style" w:hAnsi="Times New Roman"/>
+                <w:sz w:val="22"/>
+                <w:szCs w:val="22"/>
+              </w:rPr>
+              <w:t>Penyediaan</w:t>
+            </w:r>
+            <w:proofErr w:type="spellEnd"/>
+            <w:r>
+              <w:rPr>
+                <w:rFonts w:ascii="Times New Roman" w:eastAsia="Bookman Old Style" w:hAnsi="Times New Roman"/>
+                <w:sz w:val="22"/>
+                <w:szCs w:val="22"/>
+              </w:rPr>
+              <w:t xml:space="preserve"> dan </w:t>
+            </w:r>
+            <w:proofErr w:type="spellStart"/>
+            <w:r>
+              <w:rPr>
+                <w:rFonts w:ascii="Times New Roman" w:eastAsia="Bookman Old Style" w:hAnsi="Times New Roman"/>
+                <w:sz w:val="22"/>
+                <w:szCs w:val="22"/>
+              </w:rPr>
+              <w:t>Pelayanan</w:t>
+            </w:r>
+            <w:proofErr w:type="spellEnd"/>
+            <w:r>
+              <w:rPr>
+                <w:rFonts w:ascii="Times New Roman" w:eastAsia="Bookman Old Style" w:hAnsi="Times New Roman"/>
+                <w:sz w:val="22"/>
+                <w:szCs w:val="22"/>
+              </w:rPr>
+              <w:t xml:space="preserve"> </w:t>
+            </w:r>
+            <w:proofErr w:type="spellStart"/>
+            <w:r>
+              <w:rPr>
+                <w:rFonts w:ascii="Times New Roman" w:eastAsia="Bookman Old Style" w:hAnsi="Times New Roman"/>
+                <w:sz w:val="22"/>
+                <w:szCs w:val="22"/>
+              </w:rPr>
+              <w:t>Informasi</w:t>
+            </w:r>
+            <w:proofErr w:type="spellEnd"/>
+            <w:r>
+              <w:rPr>
+                <w:rFonts w:ascii="Times New Roman" w:eastAsia="Bookman Old Style" w:hAnsi="Times New Roman"/>
+                <w:sz w:val="22"/>
+                <w:szCs w:val="22"/>
+              </w:rPr>
+              <w:t xml:space="preserve"> </w:t>
+            </w:r>
+            <w:proofErr w:type="spellStart"/>
+            <w:r>
+              <w:rPr>
+                <w:rFonts w:ascii="Times New Roman" w:eastAsia="Bookman Old Style" w:hAnsi="Times New Roman"/>
+                <w:sz w:val="22"/>
+                <w:szCs w:val="22"/>
+              </w:rPr>
+              <w:t>Statistik</w:t>
+            </w:r>
+            <w:proofErr w:type="spellEnd"/>
           </w:p>
         </w:tc>
       </w:tr>
@@ -618,6 +704,7 @@
                 <w:szCs w:val="22"/>
               </w:rPr>
             </w:pPr>
+            <w:proofErr w:type="spellStart"/>
             <w:r>
               <w:rPr>
                 <w:rFonts w:ascii="Times New Roman" w:eastAsia="Bookman Old Style" w:hAnsi="Times New Roman"/>
@@ -626,6 +713,7 @@
               </w:rPr>
               <w:t>Kegiatan</w:t>
             </w:r>
+            <w:proofErr w:type="spellEnd"/>
           </w:p>
         </w:tc>
         <w:tc>
@@ -670,7 +758,25 @@
                 <w:sz w:val="22"/>
                 <w:szCs w:val="22"/>
               </w:rPr>
-              <w:t>${aktivitas_tanpa_kode}</w:t>
+              <w:t>${</w:t>
+            </w:r>
+            <w:proofErr w:type="spellStart"/>
+            <w:r>
+              <w:rPr>
+                <w:rFonts w:ascii="Times New Roman" w:eastAsia="Bookman Old Style" w:hAnsi="Times New Roman"/>
+                <w:sz w:val="22"/>
+                <w:szCs w:val="22"/>
+              </w:rPr>
+              <w:t>aktivitas_tanpa_kode</w:t>
+            </w:r>
+            <w:proofErr w:type="spellEnd"/>
+            <w:r>
+              <w:rPr>
+                <w:rFonts w:ascii="Times New Roman" w:eastAsia="Bookman Old Style" w:hAnsi="Times New Roman"/>
+                <w:sz w:val="22"/>
+                <w:szCs w:val="22"/>
+              </w:rPr>
+              <w:t>}</w:t>
             </w:r>
           </w:p>
         </w:tc>
@@ -689,13 +795,23 @@
                 <w:szCs w:val="22"/>
               </w:rPr>
             </w:pPr>
+            <w:proofErr w:type="spellStart"/>
             <w:r>
               <w:rPr>
                 <w:rFonts w:ascii="Times New Roman" w:eastAsia="Bookman Old Style" w:hAnsi="Times New Roman"/>
                 <w:sz w:val="22"/>
                 <w:szCs w:val="22"/>
               </w:rPr>
-              <w:t>Penanggung Jawab</w:t>
+              <w:t>Penanggung</w:t>
+            </w:r>
+            <w:proofErr w:type="spellEnd"/>
+            <w:r>
+              <w:rPr>
+                <w:rFonts w:ascii="Times New Roman" w:eastAsia="Bookman Old Style" w:hAnsi="Times New Roman"/>
+                <w:sz w:val="22"/>
+                <w:szCs w:val="22"/>
+              </w:rPr>
+              <w:t xml:space="preserve"> Jawab</w:t>
             </w:r>
           </w:p>
         </w:tc>
@@ -2127,7 +2243,7 @@
           <w:sz w:val="22"/>
           <w:szCs w:val="22"/>
         </w:rPr>
-        <w:t xml:space="preserve">omor 001 </w:t>
+        <w:t xml:space="preserve">omor 01 </w:t>
       </w:r>
       <w:r>
         <w:rPr>
@@ -2265,7 +2381,57 @@
           <w:sz w:val="22"/>
           <w:szCs w:val="22"/>
         </w:rPr>
-        <w:t>SK Kepala BPS Kabupaten Simeulue no ${no_sk} tanggal ${tgl_sk}.</w:t>
+        <w:t xml:space="preserve">SK Kepala BPS Kabupaten Simeulue no ${no_sk} </w:t>
+      </w:r>
+      <w:r>
+        <w:rPr>
+          <w:rFonts w:ascii="Times New Roman" w:hAnsi="Times New Roman"/>
+          <w:bCs/>
+          <w:noProof/>
+          <w:sz w:val="22"/>
+          <w:szCs w:val="22"/>
+        </w:rPr>
+        <w:t>T</w:t>
+      </w:r>
+      <w:r>
+        <w:rPr>
+          <w:rFonts w:ascii="Times New Roman" w:hAnsi="Times New Roman"/>
+          <w:bCs/>
+          <w:noProof/>
+          <w:sz w:val="22"/>
+          <w:szCs w:val="22"/>
+        </w:rPr>
+        <w:t xml:space="preserve">ahun ${tahun_sk} </w:t>
+      </w:r>
+      <w:r>
+        <w:rPr>
+          <w:rFonts w:ascii="Times New Roman" w:hAnsi="Times New Roman"/>
+          <w:bCs/>
+          <w:noProof/>
+          <w:sz w:val="22"/>
+          <w:szCs w:val="22"/>
+        </w:rPr>
+        <w:t>tanggal ${tgl_sk}</w:t>
+      </w:r>
+      <w:r>
+        <w:rPr>
+          <w:rFonts w:ascii="Times New Roman" w:hAnsi="Times New Roman"/>
+          <w:bCs/>
+          <w:noProof/>
+          <w:sz w:val="22"/>
+          <w:szCs w:val="22"/>
+        </w:rPr>
+        <w:t xml:space="preserve"> perihal ${perihal_sk}</w:t>
+      </w:r>
+      <w:r>
+        <w:rPr>
+          <w:rFonts w:ascii="Times New Roman" w:hAnsi="Times New Roman"/>
+          <w:bCs/>
+          <w:noProof/>
+          <w:sz w:val="22"/>
+          <w:szCs w:val="22"/>
+        </w:rPr>
+        <w:t>.</w:t>
       </w:r>
     </w:p>
     <w:p>
@@ -2648,8 +2814,69 @@
                 <w:szCs w:val="22"/>
               </w:rPr>
             </w:pPr>
-            <w:r>
-              <w:t>Mobilisasi petugas pengawas lapangan ke lokasi pendataan lapangan (&gt;8 jam)</w:t>
+            <w:proofErr w:type="spellStart"/>
+            <w:r>
+              <w:t>Mobilisasi</w:t>
+            </w:r>
+            <w:proofErr w:type="spellEnd"/>
+            <w:r>
+              <w:t xml:space="preserve"> </w:t>
+            </w:r>
+            <w:proofErr w:type="spellStart"/>
+            <w:r>
+              <w:t>petugas</w:t>
+            </w:r>
+            <w:proofErr w:type="spellEnd"/>
+            <w:r>
+              <w:t xml:space="preserve"> </w:t>
+            </w:r>
+            <w:proofErr w:type="spellStart"/>
+            <w:r>
+              <w:t>pengawas</w:t>
+            </w:r>
+            <w:proofErr w:type="spellEnd"/>
+            <w:r>
+              <w:t xml:space="preserve"> </w:t>
+            </w:r>
+            <w:proofErr w:type="spellStart"/>
+            <w:r>
+              <w:t>lapangan</w:t>
+            </w:r>
+            <w:proofErr w:type="spellEnd"/>
+            <w:r>
+              <w:t xml:space="preserve"> </w:t>
+            </w:r>
+            <w:proofErr w:type="spellStart"/>
+            <w:r>
+              <w:t>ke</w:t>
+            </w:r>
+            <w:proofErr w:type="spellEnd"/>
+            <w:r>
+              <w:t xml:space="preserve"> </w:t>
+            </w:r>
+            <w:proofErr w:type="spellStart"/>
+            <w:r>
+              <w:t>lokasi</w:t>
+            </w:r>
+            <w:proofErr w:type="spellEnd"/>
+            <w:r>
+              <w:t xml:space="preserve"> </w:t>
+            </w:r>
+            <w:proofErr w:type="spellStart"/>
+            <w:r>
+              <w:t>pendataan</w:t>
+            </w:r>
+            <w:proofErr w:type="spellEnd"/>
+            <w:r>
+              <w:t xml:space="preserve"> </w:t>
+            </w:r>
+            <w:proofErr w:type="spellStart"/>
+            <w:r>
+              <w:t>lapangan</w:t>
+            </w:r>
+            <w:proofErr w:type="spellEnd"/>
+            <w:r>
+              <w:t xml:space="preserve"> (&gt;8 jam)</w:t>
             </w:r>
           </w:p>
         </w:tc>
@@ -2733,9 +2960,19 @@
                 <w:szCs w:val="22"/>
               </w:rPr>
             </w:pPr>
-            <w:r>
-              <w:t>Pengawasan Lapangan</w:t>
-            </w:r>
+            <w:proofErr w:type="spellStart"/>
+            <w:r>
+              <w:t>Pengawasan</w:t>
+            </w:r>
+            <w:proofErr w:type="spellEnd"/>
+            <w:r>
+              <w:t xml:space="preserve"> </w:t>
+            </w:r>
+            <w:proofErr w:type="spellStart"/>
+            <w:r>
+              <w:t>Lapangan</w:t>
+            </w:r>
+            <w:proofErr w:type="spellEnd"/>
           </w:p>
         </w:tc>
         <w:tc>
@@ -2756,9 +2993,67 @@
                 <w:szCs w:val="22"/>
               </w:rPr>
             </w:pPr>
-            <w:r>
-              <w:t>Pemeriksaan proses pendataan, verifikasi kuesioner, dan koordinasi dengan petugas pencacah</w:t>
-            </w:r>
+            <w:proofErr w:type="spellStart"/>
+            <w:r>
+              <w:t>Pemeriksaan</w:t>
+            </w:r>
+            <w:proofErr w:type="spellEnd"/>
+            <w:r>
+              <w:t xml:space="preserve"> proses </w:t>
+            </w:r>
+            <w:proofErr w:type="spellStart"/>
+            <w:r>
+              <w:t>pendataan</w:t>
+            </w:r>
+            <w:proofErr w:type="spellEnd"/>
+            <w:r>
+              <w:t xml:space="preserve">, </w:t>
+            </w:r>
+            <w:proofErr w:type="spellStart"/>
+            <w:r>
+              <w:t>verifikasi</w:t>
+            </w:r>
+            <w:proofErr w:type="spellEnd"/>
+            <w:r>
+              <w:t xml:space="preserve"> </w:t>
+            </w:r>
+            <w:proofErr w:type="spellStart"/>
+            <w:r>
+              <w:t>kuesioner</w:t>
+            </w:r>
+            <w:proofErr w:type="spellEnd"/>
+            <w:r>
+              <w:t xml:space="preserve">, dan </w:t>
+            </w:r>
+            <w:proofErr w:type="spellStart"/>
+            <w:r>
+              <w:t>koordinasi</w:t>
+            </w:r>
+            <w:proofErr w:type="spellEnd"/>
+            <w:r>
+              <w:t xml:space="preserve"> </w:t>
+            </w:r>
+            <w:proofErr w:type="spellStart"/>
+            <w:r>
+              <w:t>dengan</w:t>
+            </w:r>
+            <w:proofErr w:type="spellEnd"/>
+            <w:r>
+              <w:t xml:space="preserve"> </w:t>
+            </w:r>
+            <w:proofErr w:type="spellStart"/>
+            <w:r>
+              <w:t>petugas</w:t>
+            </w:r>
+            <w:proofErr w:type="spellEnd"/>
+            <w:r>
+              <w:t xml:space="preserve"> </w:t>
+            </w:r>
+            <w:proofErr w:type="spellStart"/>
+            <w:r>
+              <w:t>pencacah</w:t>
+            </w:r>
+            <w:proofErr w:type="spellEnd"/>
           </w:p>
         </w:tc>
         <w:tc>
@@ -2841,9 +3136,11 @@
                 <w:szCs w:val="22"/>
               </w:rPr>
             </w:pPr>
+            <w:proofErr w:type="spellStart"/>
             <w:r>
               <w:t>Pelaporan</w:t>
             </w:r>
+            <w:proofErr w:type="spellEnd"/>
           </w:p>
         </w:tc>
         <w:tc>
@@ -2864,9 +3161,51 @@
                 <w:szCs w:val="22"/>
               </w:rPr>
             </w:pPr>
-            <w:r>
-              <w:t>Penyusunan laporan hasil pengawasan dan pertanggungjawaban keuangan</w:t>
-            </w:r>
+            <w:proofErr w:type="spellStart"/>
+            <w:r>
+              <w:t>Penyusunan</w:t>
+            </w:r>
+            <w:proofErr w:type="spellEnd"/>
+            <w:r>
+              <w:t xml:space="preserve"> </w:t>
+            </w:r>
+            <w:proofErr w:type="spellStart"/>
+            <w:r>
+              <w:t>laporan</w:t>
+            </w:r>
+            <w:proofErr w:type="spellEnd"/>
+            <w:r>
+              <w:t xml:space="preserve"> </w:t>
+            </w:r>
+            <w:proofErr w:type="spellStart"/>
+            <w:r>
+              <w:t>hasil</w:t>
+            </w:r>
+            <w:proofErr w:type="spellEnd"/>
+            <w:r>
+              <w:t xml:space="preserve"> </w:t>
+            </w:r>
+            <w:proofErr w:type="spellStart"/>
+            <w:r>
+              <w:t>pengawasan</w:t>
+            </w:r>
+            <w:proofErr w:type="spellEnd"/>
+            <w:r>
+              <w:t xml:space="preserve"> dan </w:t>
+            </w:r>
+            <w:proofErr w:type="spellStart"/>
+            <w:r>
+              <w:t>pertanggungjawaban</w:t>
+            </w:r>
+            <w:proofErr w:type="spellEnd"/>
+            <w:r>
+              <w:t xml:space="preserve"> </w:t>
+            </w:r>
+            <w:proofErr w:type="spellStart"/>
+            <w:r>
+              <w:t>keuangan</w:t>
+            </w:r>
+            <w:proofErr w:type="spellEnd"/>
           </w:p>
         </w:tc>
         <w:tc>
@@ -3560,6 +3899,7 @@
                 <w:szCs w:val="22"/>
               </w:rPr>
             </w:pPr>
+            <w:proofErr w:type="spellStart"/>
             <w:r>
               <w:rPr>
                 <w:rFonts w:ascii="Times New Roman" w:hAnsi="Times New Roman"/>
@@ -3569,6 +3909,7 @@
               </w:rPr>
               <w:t>Aktivitas</w:t>
             </w:r>
+            <w:proofErr w:type="spellEnd"/>
           </w:p>
         </w:tc>
         <w:tc>
@@ -3626,7 +3967,27 @@
                 <w:sz w:val="22"/>
                 <w:szCs w:val="22"/>
               </w:rPr>
-              <w:t>${aktivitas}</w:t>
+              <w:t>${</w:t>
+            </w:r>
+            <w:proofErr w:type="spellStart"/>
+            <w:r>
+              <w:rPr>
+                <w:rFonts w:ascii="Times New Roman" w:hAnsi="Times New Roman"/>
+                <w:bCs/>
+                <w:sz w:val="22"/>
+                <w:szCs w:val="22"/>
+              </w:rPr>
+              <w:t>aktivitas</w:t>
+            </w:r>
+            <w:proofErr w:type="spellEnd"/>
+            <w:r>
+              <w:rPr>
+                <w:rFonts w:ascii="Times New Roman" w:hAnsi="Times New Roman"/>
+                <w:bCs/>
+                <w:sz w:val="22"/>
+                <w:szCs w:val="22"/>
+              </w:rPr>
+              <w:t>}</w:t>
             </w:r>
           </w:p>
         </w:tc>
@@ -3654,14 +4015,45 @@
                 <w:szCs w:val="22"/>
               </w:rPr>
             </w:pPr>
-            <w:r>
-              <w:rPr>
-                <w:rFonts w:ascii="Times New Roman" w:hAnsi="Times New Roman"/>
-                <w:bCs/>
-                <w:sz w:val="22"/>
-                <w:szCs w:val="22"/>
-              </w:rPr>
-              <w:t>Klasifikasi Rincian Output</w:t>
+            <w:proofErr w:type="spellStart"/>
+            <w:r>
+              <w:rPr>
+                <w:rFonts w:ascii="Times New Roman" w:hAnsi="Times New Roman"/>
+                <w:bCs/>
+                <w:sz w:val="22"/>
+                <w:szCs w:val="22"/>
+              </w:rPr>
+              <w:t>Klasifikasi</w:t>
+            </w:r>
+            <w:proofErr w:type="spellEnd"/>
+            <w:r>
+              <w:rPr>
+                <w:rFonts w:ascii="Times New Roman" w:hAnsi="Times New Roman"/>
+                <w:bCs/>
+                <w:sz w:val="22"/>
+                <w:szCs w:val="22"/>
+              </w:rPr>
+              <w:t xml:space="preserve"> </w:t>
+            </w:r>
+            <w:proofErr w:type="spellStart"/>
+            <w:r>
+              <w:rPr>
+                <w:rFonts w:ascii="Times New Roman" w:hAnsi="Times New Roman"/>
+                <w:bCs/>
+                <w:sz w:val="22"/>
+                <w:szCs w:val="22"/>
+              </w:rPr>
+              <w:t>Rincian</w:t>
+            </w:r>
+            <w:proofErr w:type="spellEnd"/>
+            <w:r>
+              <w:rPr>
+                <w:rFonts w:ascii="Times New Roman" w:hAnsi="Times New Roman"/>
+                <w:bCs/>
+                <w:sz w:val="22"/>
+                <w:szCs w:val="22"/>
+              </w:rPr>
+              <w:t xml:space="preserve"> Output</w:t>
             </w:r>
           </w:p>
         </w:tc>
@@ -3720,7 +4112,27 @@
                 <w:sz w:val="22"/>
                 <w:szCs w:val="22"/>
               </w:rPr>
-              <w:t>${kro}</w:t>
+              <w:t>${</w:t>
+            </w:r>
+            <w:proofErr w:type="spellStart"/>
+            <w:r>
+              <w:rPr>
+                <w:rFonts w:ascii="Times New Roman" w:hAnsi="Times New Roman"/>
+                <w:bCs/>
+                <w:sz w:val="22"/>
+                <w:szCs w:val="22"/>
+              </w:rPr>
+              <w:t>kro</w:t>
+            </w:r>
+            <w:proofErr w:type="spellEnd"/>
+            <w:r>
+              <w:rPr>
+                <w:rFonts w:ascii="Times New Roman" w:hAnsi="Times New Roman"/>
+                <w:bCs/>
+                <w:sz w:val="22"/>
+                <w:szCs w:val="22"/>
+              </w:rPr>
+              <w:t>}</w:t>
             </w:r>
           </w:p>
         </w:tc>
@@ -3748,14 +4160,25 @@
                 <w:szCs w:val="22"/>
               </w:rPr>
             </w:pPr>
-            <w:r>
-              <w:rPr>
-                <w:rFonts w:ascii="Times New Roman" w:hAnsi="Times New Roman"/>
-                <w:bCs/>
-                <w:sz w:val="22"/>
-                <w:szCs w:val="22"/>
-              </w:rPr>
-              <w:t>Rincian Output</w:t>
+            <w:proofErr w:type="spellStart"/>
+            <w:r>
+              <w:rPr>
+                <w:rFonts w:ascii="Times New Roman" w:hAnsi="Times New Roman"/>
+                <w:bCs/>
+                <w:sz w:val="22"/>
+                <w:szCs w:val="22"/>
+              </w:rPr>
+              <w:t>Rincian</w:t>
+            </w:r>
+            <w:proofErr w:type="spellEnd"/>
+            <w:r>
+              <w:rPr>
+                <w:rFonts w:ascii="Times New Roman" w:hAnsi="Times New Roman"/>
+                <w:bCs/>
+                <w:sz w:val="22"/>
+                <w:szCs w:val="22"/>
+              </w:rPr>
+              <w:t xml:space="preserve"> Output</w:t>
             </w:r>
           </w:p>
         </w:tc>
@@ -3814,7 +4237,27 @@
                 <w:sz w:val="22"/>
                 <w:szCs w:val="22"/>
               </w:rPr>
-              <w:t>${ro}</w:t>
+              <w:t>${</w:t>
+            </w:r>
+            <w:proofErr w:type="spellStart"/>
+            <w:r>
+              <w:rPr>
+                <w:rFonts w:ascii="Times New Roman" w:hAnsi="Times New Roman"/>
+                <w:bCs/>
+                <w:sz w:val="22"/>
+                <w:szCs w:val="22"/>
+              </w:rPr>
+              <w:t>ro</w:t>
+            </w:r>
+            <w:proofErr w:type="spellEnd"/>
+            <w:r>
+              <w:rPr>
+                <w:rFonts w:ascii="Times New Roman" w:hAnsi="Times New Roman"/>
+                <w:bCs/>
+                <w:sz w:val="22"/>
+                <w:szCs w:val="22"/>
+              </w:rPr>
+              <w:t>}</w:t>
             </w:r>
           </w:p>
         </w:tc>
@@ -3842,6 +4285,7 @@
                 <w:szCs w:val="22"/>
               </w:rPr>
             </w:pPr>
+            <w:proofErr w:type="spellStart"/>
             <w:r>
               <w:rPr>
                 <w:rFonts w:ascii="Times New Roman" w:hAnsi="Times New Roman"/>
@@ -3851,6 +4295,7 @@
               </w:rPr>
               <w:t>Komponen</w:t>
             </w:r>
+            <w:proofErr w:type="spellEnd"/>
           </w:p>
         </w:tc>
         <w:tc>
@@ -3908,7 +4353,27 @@
                 <w:sz w:val="22"/>
                 <w:szCs w:val="22"/>
               </w:rPr>
-              <w:t>${komponen}</w:t>
+              <w:t>${</w:t>
+            </w:r>
+            <w:proofErr w:type="spellStart"/>
+            <w:r>
+              <w:rPr>
+                <w:rFonts w:ascii="Times New Roman" w:hAnsi="Times New Roman"/>
+                <w:bCs/>
+                <w:sz w:val="22"/>
+                <w:szCs w:val="22"/>
+              </w:rPr>
+              <w:t>komponen</w:t>
+            </w:r>
+            <w:proofErr w:type="spellEnd"/>
+            <w:r>
+              <w:rPr>
+                <w:rFonts w:ascii="Times New Roman" w:hAnsi="Times New Roman"/>
+                <w:bCs/>
+                <w:sz w:val="22"/>
+                <w:szCs w:val="22"/>
+              </w:rPr>
+              <w:t>}</w:t>
             </w:r>
           </w:p>
         </w:tc>
@@ -3943,8 +4408,19 @@
                 <w:sz w:val="22"/>
                 <w:szCs w:val="22"/>
               </w:rPr>
-              <w:t>Sub Komponen</w:t>
-            </w:r>
+              <w:t xml:space="preserve">Sub </w:t>
+            </w:r>
+            <w:proofErr w:type="spellStart"/>
+            <w:r>
+              <w:rPr>
+                <w:rFonts w:ascii="Times New Roman" w:hAnsi="Times New Roman"/>
+                <w:bCs/>
+                <w:sz w:val="22"/>
+                <w:szCs w:val="22"/>
+              </w:rPr>
+              <w:t>Komponen</w:t>
+            </w:r>
+            <w:proofErr w:type="spellEnd"/>
           </w:p>
         </w:tc>
         <w:tc>
@@ -4002,7 +4478,27 @@
                 <w:sz w:val="22"/>
                 <w:szCs w:val="22"/>
               </w:rPr>
-              <w:t>${sub_komponen}</w:t>
+              <w:t>${</w:t>
+            </w:r>
+            <w:proofErr w:type="spellStart"/>
+            <w:r>
+              <w:rPr>
+                <w:rFonts w:ascii="Times New Roman" w:hAnsi="Times New Roman"/>
+                <w:bCs/>
+                <w:sz w:val="22"/>
+                <w:szCs w:val="22"/>
+              </w:rPr>
+              <w:t>sub_komponen</w:t>
+            </w:r>
+            <w:proofErr w:type="spellEnd"/>
+            <w:r>
+              <w:rPr>
+                <w:rFonts w:ascii="Times New Roman" w:hAnsi="Times New Roman"/>
+                <w:bCs/>
+                <w:sz w:val="22"/>
+                <w:szCs w:val="22"/>
+              </w:rPr>
+              <w:t>}</w:t>
             </w:r>
           </w:p>
         </w:tc>
@@ -4108,6 +4604,7 @@
                 <w:szCs w:val="22"/>
               </w:rPr>
             </w:pPr>
+            <w:proofErr w:type="spellStart"/>
             <w:r>
               <w:rPr>
                 <w:rFonts w:ascii="Times New Roman" w:eastAsia="Arial" w:hAnsi="Times New Roman"/>
@@ -4117,6 +4614,7 @@
               </w:rPr>
               <w:t>Rincian</w:t>
             </w:r>
+            <w:proofErr w:type="spellEnd"/>
             <w:r>
               <w:rPr>
                 <w:rFonts w:ascii="Times New Roman" w:eastAsia="Arial" w:hAnsi="Times New Roman"/>
@@ -4124,8 +4622,39 @@
                 <w:sz w:val="22"/>
                 <w:szCs w:val="22"/>
               </w:rPr>
-              <w:t xml:space="preserve"> yang akan digunakan</w:t>
-            </w:r>
+              <w:t xml:space="preserve"> yang </w:t>
+            </w:r>
+            <w:proofErr w:type="spellStart"/>
+            <w:r>
+              <w:rPr>
+                <w:rFonts w:ascii="Times New Roman" w:eastAsia="Arial" w:hAnsi="Times New Roman"/>
+                <w:b/>
+                <w:sz w:val="22"/>
+                <w:szCs w:val="22"/>
+              </w:rPr>
+              <w:t>akan</w:t>
+            </w:r>
+            <w:proofErr w:type="spellEnd"/>
+            <w:r>
+              <w:rPr>
+                <w:rFonts w:ascii="Times New Roman" w:eastAsia="Arial" w:hAnsi="Times New Roman"/>
+                <w:b/>
+                <w:sz w:val="22"/>
+                <w:szCs w:val="22"/>
+              </w:rPr>
+              <w:t xml:space="preserve"> </w:t>
+            </w:r>
+            <w:proofErr w:type="spellStart"/>
+            <w:r>
+              <w:rPr>
+                <w:rFonts w:ascii="Times New Roman" w:eastAsia="Arial" w:hAnsi="Times New Roman"/>
+                <w:b/>
+                <w:sz w:val="22"/>
+                <w:szCs w:val="22"/>
+              </w:rPr>
+              <w:t>digunakan</w:t>
+            </w:r>
+            <w:proofErr w:type="spellEnd"/>
           </w:p>
         </w:tc>
         <w:tc>
@@ -4187,6 +4716,7 @@
                 <w:szCs w:val="22"/>
               </w:rPr>
             </w:pPr>
+            <w:proofErr w:type="spellStart"/>
             <w:r>
               <w:rPr>
                 <w:rFonts w:ascii="Times New Roman" w:eastAsia="Arial" w:hAnsi="Times New Roman"/>
@@ -4196,6 +4726,7 @@
               </w:rPr>
               <w:t>Satuan</w:t>
             </w:r>
+            <w:proofErr w:type="spellEnd"/>
           </w:p>
         </w:tc>
         <w:tc>
@@ -4229,8 +4760,19 @@
                 <w:sz w:val="22"/>
                 <w:szCs w:val="22"/>
               </w:rPr>
-              <w:t>Harga Satuan</w:t>
-            </w:r>
+              <w:t xml:space="preserve">Harga </w:t>
+            </w:r>
+            <w:proofErr w:type="spellStart"/>
+            <w:r>
+              <w:rPr>
+                <w:rFonts w:ascii="Times New Roman" w:eastAsia="Arial" w:hAnsi="Times New Roman"/>
+                <w:b/>
+                <w:sz w:val="22"/>
+                <w:szCs w:val="22"/>
+              </w:rPr>
+              <w:t>Satuan</w:t>
+            </w:r>
+            <w:proofErr w:type="spellEnd"/>
           </w:p>
         </w:tc>
         <w:tc>
@@ -4257,6 +4799,7 @@
                 <w:szCs w:val="22"/>
               </w:rPr>
             </w:pPr>
+            <w:proofErr w:type="spellStart"/>
             <w:r>
               <w:rPr>
                 <w:rFonts w:ascii="Times New Roman" w:eastAsia="Arial" w:hAnsi="Times New Roman"/>
@@ -4266,6 +4809,7 @@
               </w:rPr>
               <w:t>Jumlah</w:t>
             </w:r>
+            <w:proofErr w:type="spellEnd"/>
             <w:r>
               <w:rPr>
                 <w:rFonts w:ascii="Times New Roman" w:eastAsia="Arial" w:hAnsi="Times New Roman"/>
@@ -4273,8 +4817,39 @@
                 <w:sz w:val="22"/>
                 <w:szCs w:val="22"/>
               </w:rPr>
-              <w:t xml:space="preserve"> yang akan digunakan</w:t>
-            </w:r>
+              <w:t xml:space="preserve"> yang </w:t>
+            </w:r>
+            <w:proofErr w:type="spellStart"/>
+            <w:r>
+              <w:rPr>
+                <w:rFonts w:ascii="Times New Roman" w:eastAsia="Arial" w:hAnsi="Times New Roman"/>
+                <w:b/>
+                <w:sz w:val="22"/>
+                <w:szCs w:val="22"/>
+              </w:rPr>
+              <w:t>akan</w:t>
+            </w:r>
+            <w:proofErr w:type="spellEnd"/>
+            <w:r>
+              <w:rPr>
+                <w:rFonts w:ascii="Times New Roman" w:eastAsia="Arial" w:hAnsi="Times New Roman"/>
+                <w:b/>
+                <w:sz w:val="22"/>
+                <w:szCs w:val="22"/>
+              </w:rPr>
+              <w:t xml:space="preserve"> </w:t>
+            </w:r>
+            <w:proofErr w:type="spellStart"/>
+            <w:r>
+              <w:rPr>
+                <w:rFonts w:ascii="Times New Roman" w:eastAsia="Arial" w:hAnsi="Times New Roman"/>
+                <w:b/>
+                <w:sz w:val="22"/>
+                <w:szCs w:val="22"/>
+              </w:rPr>
+              <w:t>digunakan</w:t>
+            </w:r>
+            <w:proofErr w:type="spellEnd"/>
           </w:p>
         </w:tc>
       </w:tr>
@@ -4337,6 +4912,7 @@
                 <w:lang w:val="en-ID"/>
               </w:rPr>
             </w:pPr>
+            <w:proofErr w:type="spellStart"/>
             <w:r>
               <w:rPr>
                 <w:rFonts w:ascii="Times New Roman" w:eastAsia="Arial" w:hAnsi="Times New Roman"/>
@@ -4344,7 +4920,77 @@
                 <w:szCs w:val="22"/>
                 <w:lang w:val="en-ID"/>
               </w:rPr>
-              <w:t>Belanja Belanja Perjalanan Dinas Dalam Kota</w:t>
+              <w:t>Belanja</w:t>
+            </w:r>
+            <w:proofErr w:type="spellEnd"/>
+            <w:r>
+              <w:rPr>
+                <w:rFonts w:ascii="Times New Roman" w:eastAsia="Arial" w:hAnsi="Times New Roman"/>
+                <w:sz w:val="22"/>
+                <w:szCs w:val="22"/>
+                <w:lang w:val="en-ID"/>
+              </w:rPr>
+              <w:t xml:space="preserve"> </w:t>
+            </w:r>
+            <w:proofErr w:type="spellStart"/>
+            <w:r>
+              <w:rPr>
+                <w:rFonts w:ascii="Times New Roman" w:eastAsia="Arial" w:hAnsi="Times New Roman"/>
+                <w:sz w:val="22"/>
+                <w:szCs w:val="22"/>
+                <w:lang w:val="en-ID"/>
+              </w:rPr>
+              <w:t>Belanja</w:t>
+            </w:r>
+            <w:proofErr w:type="spellEnd"/>
+            <w:r>
+              <w:rPr>
+                <w:rFonts w:ascii="Times New Roman" w:eastAsia="Arial" w:hAnsi="Times New Roman"/>
+                <w:sz w:val="22"/>
+                <w:szCs w:val="22"/>
+                <w:lang w:val="en-ID"/>
+              </w:rPr>
+              <w:t xml:space="preserve"> </w:t>
+            </w:r>
+            <w:proofErr w:type="spellStart"/>
+            <w:r>
+              <w:rPr>
+                <w:rFonts w:ascii="Times New Roman" w:eastAsia="Arial" w:hAnsi="Times New Roman"/>
+                <w:sz w:val="22"/>
+                <w:szCs w:val="22"/>
+                <w:lang w:val="en-ID"/>
+              </w:rPr>
+              <w:t>Perjalanan</w:t>
+            </w:r>
+            <w:proofErr w:type="spellEnd"/>
+            <w:r>
+              <w:rPr>
+                <w:rFonts w:ascii="Times New Roman" w:eastAsia="Arial" w:hAnsi="Times New Roman"/>
+                <w:sz w:val="22"/>
+                <w:szCs w:val="22"/>
+                <w:lang w:val="en-ID"/>
+              </w:rPr>
+              <w:t xml:space="preserve"> Dinas </w:t>
+            </w:r>
+            <w:proofErr w:type="spellStart"/>
+            <w:r>
+              <w:rPr>
+                <w:rFonts w:ascii="Times New Roman" w:eastAsia="Arial" w:hAnsi="Times New Roman"/>
+                <w:sz w:val="22"/>
+                <w:szCs w:val="22"/>
+                <w:lang w:val="en-ID"/>
+              </w:rPr>
+              <w:t>Dalam</w:t>
+            </w:r>
+            <w:proofErr w:type="spellEnd"/>
+            <w:r>
+              <w:rPr>
+                <w:rFonts w:ascii="Times New Roman" w:eastAsia="Arial" w:hAnsi="Times New Roman"/>
+                <w:sz w:val="22"/>
+                <w:szCs w:val="22"/>
+                <w:lang w:val="en-ID"/>
+              </w:rPr>
+              <w:t xml:space="preserve"> Kota</w:t>
             </w:r>
           </w:p>
           <w:p>
@@ -4370,7 +5016,27 @@
                 <w:szCs w:val="22"/>
                 <w:lang w:val="en-ID"/>
               </w:rPr>
-              <w:t>${rincian_akun}</w:t>
+              <w:t>${</w:t>
+            </w:r>
+            <w:proofErr w:type="spellStart"/>
+            <w:r>
+              <w:rPr>
+                <w:rFonts w:ascii="Times New Roman" w:eastAsia="Arial" w:hAnsi="Times New Roman"/>
+                <w:sz w:val="22"/>
+                <w:szCs w:val="22"/>
+                <w:lang w:val="en-ID"/>
+              </w:rPr>
+              <w:t>rincian_akun</w:t>
+            </w:r>
+            <w:proofErr w:type="spellEnd"/>
+            <w:r>
+              <w:rPr>
+                <w:rFonts w:ascii="Times New Roman" w:eastAsia="Arial" w:hAnsi="Times New Roman"/>
+                <w:sz w:val="22"/>
+                <w:szCs w:val="22"/>
+                <w:lang w:val="en-ID"/>
+              </w:rPr>
+              <w:t>}</w:t>
             </w:r>
           </w:p>
         </w:tc>
@@ -4430,7 +5096,21 @@
               <w:rPr>
                 <w:rFonts w:ascii="Times New Roman" w:hAnsi="Times New Roman"/>
               </w:rPr>
-              <w:t>${satuan}</w:t>
+              <w:t>${</w:t>
+            </w:r>
+            <w:proofErr w:type="spellStart"/>
+            <w:r>
+              <w:rPr>
+                <w:rFonts w:ascii="Times New Roman" w:hAnsi="Times New Roman"/>
+              </w:rPr>
+              <w:t>satuan</w:t>
+            </w:r>
+            <w:proofErr w:type="spellEnd"/>
+            <w:r>
+              <w:rPr>
+                <w:rFonts w:ascii="Times New Roman" w:hAnsi="Times New Roman"/>
+              </w:rPr>
+              <w:t>}</w:t>
             </w:r>
           </w:p>
         </w:tc>
@@ -4460,7 +5140,21 @@
               <w:rPr>
                 <w:rFonts w:ascii="Times New Roman" w:hAnsi="Times New Roman"/>
               </w:rPr>
-              <w:t>${harga}</w:t>
+              <w:t>${</w:t>
+            </w:r>
+            <w:proofErr w:type="spellStart"/>
+            <w:r>
+              <w:rPr>
+                <w:rFonts w:ascii="Times New Roman" w:hAnsi="Times New Roman"/>
+              </w:rPr>
+              <w:t>harga</w:t>
+            </w:r>
+            <w:proofErr w:type="spellEnd"/>
+            <w:r>
+              <w:rPr>
+                <w:rFonts w:ascii="Times New Roman" w:hAnsi="Times New Roman"/>
+              </w:rPr>
+              <w:t>}</w:t>
             </w:r>
           </w:p>
         </w:tc>
@@ -4490,7 +5184,21 @@
               <w:rPr>
                 <w:rFonts w:ascii="Times New Roman" w:hAnsi="Times New Roman"/>
               </w:rPr>
-              <w:t>${jml}</w:t>
+              <w:t>${</w:t>
+            </w:r>
+            <w:proofErr w:type="spellStart"/>
+            <w:r>
+              <w:rPr>
+                <w:rFonts w:ascii="Times New Roman" w:hAnsi="Times New Roman"/>
+              </w:rPr>
+              <w:t>jml</w:t>
+            </w:r>
+            <w:proofErr w:type="spellEnd"/>
+            <w:r>
+              <w:rPr>
+                <w:rFonts w:ascii="Times New Roman" w:hAnsi="Times New Roman"/>
+              </w:rPr>
+              <w:t>}</w:t>
             </w:r>
           </w:p>
         </w:tc>
@@ -5322,21 +6030,94 @@
         </w:rPr>
         <w:t xml:space="preserve"> </w:t>
       </w:r>
-      <w:r>
-        <w:rPr>
-          <w:rFonts w:ascii="Times New Roman" w:hAnsi="Times New Roman"/>
-          <w:sz w:val="22"/>
-          <w:szCs w:val="22"/>
-        </w:rPr>
-        <w:t>Rincian detail p</w:t>
-      </w:r>
-      <w:r>
-        <w:rPr>
-          <w:rFonts w:ascii="Times New Roman" w:hAnsi="Times New Roman"/>
-          <w:sz w:val="22"/>
-          <w:szCs w:val="22"/>
-        </w:rPr>
-        <w:t>eserta yang akan melakukan transport lo</w:t>
+      <w:proofErr w:type="spellStart"/>
+      <w:r>
+        <w:rPr>
+          <w:rFonts w:ascii="Times New Roman" w:hAnsi="Times New Roman"/>
+          <w:sz w:val="22"/>
+          <w:szCs w:val="22"/>
+        </w:rPr>
+        <w:t>Rincian</w:t>
+      </w:r>
+      <w:proofErr w:type="spellEnd"/>
+      <w:r>
+        <w:rPr>
+          <w:rFonts w:ascii="Times New Roman" w:hAnsi="Times New Roman"/>
+          <w:sz w:val="22"/>
+          <w:szCs w:val="22"/>
+        </w:rPr>
+        <w:t xml:space="preserve"> detail </w:t>
+      </w:r>
+      <w:proofErr w:type="spellStart"/>
+      <w:r>
+        <w:rPr>
+          <w:rFonts w:ascii="Times New Roman" w:hAnsi="Times New Roman"/>
+          <w:sz w:val="22"/>
+          <w:szCs w:val="22"/>
+        </w:rPr>
+        <w:t>p</w:t>
+      </w:r>
+      <w:r>
+        <w:rPr>
+          <w:rFonts w:ascii="Times New Roman" w:hAnsi="Times New Roman"/>
+          <w:sz w:val="22"/>
+          <w:szCs w:val="22"/>
+        </w:rPr>
+        <w:t>eserta</w:t>
+      </w:r>
+      <w:proofErr w:type="spellEnd"/>
+      <w:r>
+        <w:rPr>
+          <w:rFonts w:ascii="Times New Roman" w:hAnsi="Times New Roman"/>
+          <w:sz w:val="22"/>
+          <w:szCs w:val="22"/>
+        </w:rPr>
+        <w:t xml:space="preserve"> yang </w:t>
+      </w:r>
+      <w:proofErr w:type="spellStart"/>
+      <w:r>
+        <w:rPr>
+          <w:rFonts w:ascii="Times New Roman" w:hAnsi="Times New Roman"/>
+          <w:sz w:val="22"/>
+          <w:szCs w:val="22"/>
+        </w:rPr>
+        <w:t>akan</w:t>
+      </w:r>
+      <w:proofErr w:type="spellEnd"/>
+      <w:r>
+        <w:rPr>
+          <w:rFonts w:ascii="Times New Roman" w:hAnsi="Times New Roman"/>
+          <w:sz w:val="22"/>
+          <w:szCs w:val="22"/>
+        </w:rPr>
+        <w:t xml:space="preserve"> </w:t>
+      </w:r>
+      <w:proofErr w:type="spellStart"/>
+      <w:r>
+        <w:rPr>
+          <w:rFonts w:ascii="Times New Roman" w:hAnsi="Times New Roman"/>
+          <w:sz w:val="22"/>
+          <w:szCs w:val="22"/>
+        </w:rPr>
+        <w:t>melakukan</w:t>
+      </w:r>
+      <w:proofErr w:type="spellEnd"/>
+      <w:r>
+        <w:rPr>
+          <w:rFonts w:ascii="Times New Roman" w:hAnsi="Times New Roman"/>
+          <w:sz w:val="22"/>
+          <w:szCs w:val="22"/>
+        </w:rPr>
+        <w:t xml:space="preserve"> transport </w:t>
+      </w:r>
+      <w:proofErr w:type="spellStart"/>
+      <w:r>
+        <w:rPr>
+          <w:rFonts w:ascii="Times New Roman" w:hAnsi="Times New Roman"/>
+          <w:sz w:val="22"/>
+          <w:szCs w:val="22"/>
+        </w:rPr>
+        <w:t>lo</w:t>
       </w:r>
       <w:r>
         <w:rPr>
@@ -5352,7 +6133,16 @@
           <w:sz w:val="22"/>
           <w:szCs w:val="22"/>
         </w:rPr>
-        <w:t xml:space="preserve">al </w:t>
+        <w:t>al</w:t>
+      </w:r>
+      <w:proofErr w:type="spellEnd"/>
+      <w:r>
+        <w:rPr>
+          <w:rFonts w:ascii="Times New Roman" w:hAnsi="Times New Roman"/>
+          <w:sz w:val="22"/>
+          <w:szCs w:val="22"/>
+        </w:rPr>
+        <w:t xml:space="preserve"> </w:t>
       </w:r>
       <w:r>
         <w:rPr>
@@ -5376,15 +6166,105 @@
           <w:sz w:val="22"/>
           <w:szCs w:val="22"/>
         </w:rPr>
-        <w:t>${singkatan_resmi}</w:t>
-      </w:r>
-      <w:r>
-        <w:rPr>
-          <w:rFonts w:ascii="Times New Roman" w:hAnsi="Times New Roman"/>
-          <w:sz w:val="22"/>
-          <w:szCs w:val="22"/>
-        </w:rPr>
-        <w:t xml:space="preserve"> serta tujuan dan PCL yang akan diawasi.</w:t>
+        <w:t>${</w:t>
+      </w:r>
+      <w:proofErr w:type="spellStart"/>
+      <w:r>
+        <w:rPr>
+          <w:rFonts w:ascii="Times New Roman" w:hAnsi="Times New Roman"/>
+          <w:sz w:val="22"/>
+          <w:szCs w:val="22"/>
+        </w:rPr>
+        <w:t>singkatan_resmi</w:t>
+      </w:r>
+      <w:proofErr w:type="spellEnd"/>
+      <w:r>
+        <w:rPr>
+          <w:rFonts w:ascii="Times New Roman" w:hAnsi="Times New Roman"/>
+          <w:sz w:val="22"/>
+          <w:szCs w:val="22"/>
+        </w:rPr>
+        <w:t>}</w:t>
+      </w:r>
+      <w:r>
+        <w:rPr>
+          <w:rFonts w:ascii="Times New Roman" w:hAnsi="Times New Roman"/>
+          <w:sz w:val="22"/>
+          <w:szCs w:val="22"/>
+        </w:rPr>
+        <w:t xml:space="preserve"> </w:t>
+      </w:r>
+      <w:proofErr w:type="spellStart"/>
+      <w:r>
+        <w:rPr>
+          <w:rFonts w:ascii="Times New Roman" w:hAnsi="Times New Roman"/>
+          <w:sz w:val="22"/>
+          <w:szCs w:val="22"/>
+        </w:rPr>
+        <w:t>serta</w:t>
+      </w:r>
+      <w:proofErr w:type="spellEnd"/>
+      <w:r>
+        <w:rPr>
+          <w:rFonts w:ascii="Times New Roman" w:hAnsi="Times New Roman"/>
+          <w:sz w:val="22"/>
+          <w:szCs w:val="22"/>
+        </w:rPr>
+        <w:t xml:space="preserve"> </w:t>
+      </w:r>
+      <w:proofErr w:type="spellStart"/>
+      <w:r>
+        <w:rPr>
+          <w:rFonts w:ascii="Times New Roman" w:hAnsi="Times New Roman"/>
+          <w:sz w:val="22"/>
+          <w:szCs w:val="22"/>
+        </w:rPr>
+        <w:t>tujuan</w:t>
+      </w:r>
+      <w:proofErr w:type="spellEnd"/>
+      <w:r>
+        <w:rPr>
+          <w:rFonts w:ascii="Times New Roman" w:hAnsi="Times New Roman"/>
+          <w:sz w:val="22"/>
+          <w:szCs w:val="22"/>
+        </w:rPr>
+        <w:t xml:space="preserve"> dan PCL yang </w:t>
+      </w:r>
+      <w:proofErr w:type="spellStart"/>
+      <w:r>
+        <w:rPr>
+          <w:rFonts w:ascii="Times New Roman" w:hAnsi="Times New Roman"/>
+          <w:sz w:val="22"/>
+          <w:szCs w:val="22"/>
+        </w:rPr>
+        <w:t>akan</w:t>
+      </w:r>
+      <w:proofErr w:type="spellEnd"/>
+      <w:r>
+        <w:rPr>
+          <w:rFonts w:ascii="Times New Roman" w:hAnsi="Times New Roman"/>
+          <w:sz w:val="22"/>
+          <w:szCs w:val="22"/>
+        </w:rPr>
+        <w:t xml:space="preserve"> </w:t>
+      </w:r>
+      <w:proofErr w:type="spellStart"/>
+      <w:r>
+        <w:rPr>
+          <w:rFonts w:ascii="Times New Roman" w:hAnsi="Times New Roman"/>
+          <w:sz w:val="22"/>
+          <w:szCs w:val="22"/>
+        </w:rPr>
+        <w:t>diawasi</w:t>
+      </w:r>
+      <w:proofErr w:type="spellEnd"/>
+      <w:r>
+        <w:rPr>
+          <w:rFonts w:ascii="Times New Roman" w:hAnsi="Times New Roman"/>
+          <w:sz w:val="22"/>
+          <w:szCs w:val="22"/>
+        </w:rPr>
+        <w:t>.</w:t>
       </w:r>
     </w:p>
     <w:tbl>
@@ -5527,6 +6407,7 @@
                 <w:szCs w:val="22"/>
               </w:rPr>
             </w:pPr>
+            <w:proofErr w:type="spellStart"/>
             <w:r>
               <w:rPr>
                 <w:rFonts w:ascii="Times New Roman" w:hAnsi="Times New Roman"/>
@@ -5535,7 +6416,18 @@
                 <w:sz w:val="22"/>
                 <w:szCs w:val="22"/>
               </w:rPr>
-              <w:t>Kecamatan Tujuan</w:t>
+              <w:t>Kecamatan</w:t>
+            </w:r>
+            <w:proofErr w:type="spellEnd"/>
+            <w:r>
+              <w:rPr>
+                <w:rFonts w:ascii="Times New Roman" w:hAnsi="Times New Roman"/>
+                <w:b/>
+                <w:bCs/>
+                <w:sz w:val="22"/>
+                <w:szCs w:val="22"/>
+              </w:rPr>
+              <w:t xml:space="preserve"> Tujuan</w:t>
             </w:r>
           </w:p>
         </w:tc>
@@ -5557,6 +6449,7 @@
                 <w:szCs w:val="22"/>
               </w:rPr>
             </w:pPr>
+            <w:proofErr w:type="spellStart"/>
             <w:r>
               <w:rPr>
                 <w:rFonts w:ascii="Times New Roman" w:hAnsi="Times New Roman"/>
@@ -5565,8 +6458,31 @@
                 <w:sz w:val="22"/>
                 <w:szCs w:val="22"/>
               </w:rPr>
-              <w:t>Tanggal dilaksanakan</w:t>
-            </w:r>
+              <w:t>Tanggal</w:t>
+            </w:r>
+            <w:proofErr w:type="spellEnd"/>
+            <w:r>
+              <w:rPr>
+                <w:rFonts w:ascii="Times New Roman" w:hAnsi="Times New Roman"/>
+                <w:b/>
+                <w:bCs/>
+                <w:sz w:val="22"/>
+                <w:szCs w:val="22"/>
+              </w:rPr>
+              <w:t xml:space="preserve"> </w:t>
+            </w:r>
+            <w:proofErr w:type="spellStart"/>
+            <w:r>
+              <w:rPr>
+                <w:rFonts w:ascii="Times New Roman" w:hAnsi="Times New Roman"/>
+                <w:b/>
+                <w:bCs/>
+                <w:sz w:val="22"/>
+                <w:szCs w:val="22"/>
+              </w:rPr>
+              <w:t>dilaksanakan</w:t>
+            </w:r>
+            <w:proofErr w:type="spellEnd"/>
           </w:p>
         </w:tc>
         <w:tc>
@@ -5595,8 +6511,20 @@
                 <w:sz w:val="22"/>
                 <w:szCs w:val="22"/>
               </w:rPr>
-              <w:t>Nama PCL yang diawasi</w:t>
-            </w:r>
+              <w:t xml:space="preserve">Nama PCL yang </w:t>
+            </w:r>
+            <w:proofErr w:type="spellStart"/>
+            <w:r>
+              <w:rPr>
+                <w:rFonts w:ascii="Times New Roman" w:hAnsi="Times New Roman"/>
+                <w:b/>
+                <w:bCs/>
+                <w:sz w:val="22"/>
+                <w:szCs w:val="22"/>
+              </w:rPr>
+              <w:t>diawasi</w:t>
+            </w:r>
+            <w:proofErr w:type="spellEnd"/>
           </w:p>
         </w:tc>
         <w:tc>
@@ -5617,6 +6545,7 @@
                 <w:szCs w:val="22"/>
               </w:rPr>
             </w:pPr>
+            <w:proofErr w:type="spellStart"/>
             <w:r>
               <w:rPr>
                 <w:rFonts w:ascii="Times New Roman" w:hAnsi="Times New Roman"/>
@@ -5625,7 +6554,40 @@
                 <w:sz w:val="22"/>
                 <w:szCs w:val="22"/>
               </w:rPr>
-              <w:t>Jumlah sampel PCL</w:t>
+              <w:t>Jumlah</w:t>
+            </w:r>
+            <w:proofErr w:type="spellEnd"/>
+            <w:r>
+              <w:rPr>
+                <w:rFonts w:ascii="Times New Roman" w:hAnsi="Times New Roman"/>
+                <w:b/>
+                <w:bCs/>
+                <w:sz w:val="22"/>
+                <w:szCs w:val="22"/>
+              </w:rPr>
+              <w:t xml:space="preserve"> </w:t>
+            </w:r>
+            <w:proofErr w:type="spellStart"/>
+            <w:r>
+              <w:rPr>
+                <w:rFonts w:ascii="Times New Roman" w:hAnsi="Times New Roman"/>
+                <w:b/>
+                <w:bCs/>
+                <w:sz w:val="22"/>
+                <w:szCs w:val="22"/>
+              </w:rPr>
+              <w:t>sampel</w:t>
+            </w:r>
+            <w:proofErr w:type="spellEnd"/>
+            <w:r>
+              <w:rPr>
+                <w:rFonts w:ascii="Times New Roman" w:hAnsi="Times New Roman"/>
+                <w:b/>
+                <w:bCs/>
+                <w:sz w:val="22"/>
+                <w:szCs w:val="22"/>
+              </w:rPr>
+              <w:t xml:space="preserve"> PCL</w:t>
             </w:r>
           </w:p>
         </w:tc>
@@ -5647,6 +6609,7 @@
                 <w:szCs w:val="22"/>
               </w:rPr>
             </w:pPr>
+            <w:proofErr w:type="spellStart"/>
             <w:r>
               <w:rPr>
                 <w:rFonts w:ascii="Times New Roman" w:hAnsi="Times New Roman"/>
@@ -5655,8 +6618,53 @@
                 <w:sz w:val="22"/>
                 <w:szCs w:val="22"/>
               </w:rPr>
-              <w:t>Jumlah sampel yang diawasi</w:t>
-            </w:r>
+              <w:t>Jumlah</w:t>
+            </w:r>
+            <w:proofErr w:type="spellEnd"/>
+            <w:r>
+              <w:rPr>
+                <w:rFonts w:ascii="Times New Roman" w:hAnsi="Times New Roman"/>
+                <w:b/>
+                <w:bCs/>
+                <w:sz w:val="22"/>
+                <w:szCs w:val="22"/>
+              </w:rPr>
+              <w:t xml:space="preserve"> </w:t>
+            </w:r>
+            <w:proofErr w:type="spellStart"/>
+            <w:r>
+              <w:rPr>
+                <w:rFonts w:ascii="Times New Roman" w:hAnsi="Times New Roman"/>
+                <w:b/>
+                <w:bCs/>
+                <w:sz w:val="22"/>
+                <w:szCs w:val="22"/>
+              </w:rPr>
+              <w:t>sampel</w:t>
+            </w:r>
+            <w:proofErr w:type="spellEnd"/>
+            <w:r>
+              <w:rPr>
+                <w:rFonts w:ascii="Times New Roman" w:hAnsi="Times New Roman"/>
+                <w:b/>
+                <w:bCs/>
+                <w:sz w:val="22"/>
+                <w:szCs w:val="22"/>
+              </w:rPr>
+              <w:t xml:space="preserve"> yang </w:t>
+            </w:r>
+            <w:proofErr w:type="spellStart"/>
+            <w:r>
+              <w:rPr>
+                <w:rFonts w:ascii="Times New Roman" w:hAnsi="Times New Roman"/>
+                <w:b/>
+                <w:bCs/>
+                <w:sz w:val="22"/>
+                <w:szCs w:val="22"/>
+              </w:rPr>
+              <w:t>diawasi</w:t>
+            </w:r>
+            <w:proofErr w:type="spellEnd"/>
           </w:p>
         </w:tc>
         <w:tc>
@@ -5677,6 +6685,7 @@
                 <w:szCs w:val="22"/>
               </w:rPr>
             </w:pPr>
+            <w:proofErr w:type="spellStart"/>
             <w:r>
               <w:rPr>
                 <w:rFonts w:ascii="Times New Roman" w:hAnsi="Times New Roman"/>
@@ -5685,7 +6694,18 @@
                 <w:sz w:val="22"/>
                 <w:szCs w:val="22"/>
               </w:rPr>
-              <w:t>Jumlah OK</w:t>
+              <w:t>Jumlah</w:t>
+            </w:r>
+            <w:proofErr w:type="spellEnd"/>
+            <w:r>
+              <w:rPr>
+                <w:rFonts w:ascii="Times New Roman" w:hAnsi="Times New Roman"/>
+                <w:b/>
+                <w:bCs/>
+                <w:sz w:val="22"/>
+                <w:szCs w:val="22"/>
+              </w:rPr>
+              <w:t xml:space="preserve"> OK</w:t>
             </w:r>
           </w:p>
         </w:tc>
@@ -5707,6 +6727,7 @@
                 <w:szCs w:val="22"/>
               </w:rPr>
             </w:pPr>
+            <w:proofErr w:type="spellStart"/>
             <w:r>
               <w:rPr>
                 <w:rFonts w:ascii="Times New Roman" w:hAnsi="Times New Roman"/>
@@ -5715,8 +6736,53 @@
                 <w:sz w:val="22"/>
                 <w:szCs w:val="22"/>
               </w:rPr>
-              <w:t>Perkiraan Transport yang akan di bayarkan</w:t>
-            </w:r>
+              <w:t>Perkiraan</w:t>
+            </w:r>
+            <w:proofErr w:type="spellEnd"/>
+            <w:r>
+              <w:rPr>
+                <w:rFonts w:ascii="Times New Roman" w:hAnsi="Times New Roman"/>
+                <w:b/>
+                <w:bCs/>
+                <w:sz w:val="22"/>
+                <w:szCs w:val="22"/>
+              </w:rPr>
+              <w:t xml:space="preserve"> Transport yang </w:t>
+            </w:r>
+            <w:proofErr w:type="spellStart"/>
+            <w:r>
+              <w:rPr>
+                <w:rFonts w:ascii="Times New Roman" w:hAnsi="Times New Roman"/>
+                <w:b/>
+                <w:bCs/>
+                <w:sz w:val="22"/>
+                <w:szCs w:val="22"/>
+              </w:rPr>
+              <w:t>akan</w:t>
+            </w:r>
+            <w:proofErr w:type="spellEnd"/>
+            <w:r>
+              <w:rPr>
+                <w:rFonts w:ascii="Times New Roman" w:hAnsi="Times New Roman"/>
+                <w:b/>
+                <w:bCs/>
+                <w:sz w:val="22"/>
+                <w:szCs w:val="22"/>
+              </w:rPr>
+              <w:t xml:space="preserve"> di </w:t>
+            </w:r>
+            <w:proofErr w:type="spellStart"/>
+            <w:r>
+              <w:rPr>
+                <w:rFonts w:ascii="Times New Roman" w:hAnsi="Times New Roman"/>
+                <w:b/>
+                <w:bCs/>
+                <w:sz w:val="22"/>
+                <w:szCs w:val="22"/>
+              </w:rPr>
+              <w:t>bayarkan</w:t>
+            </w:r>
+            <w:proofErr w:type="spellEnd"/>
           </w:p>
           <w:p>
             <w:pPr>
@@ -5768,7 +6834,21 @@
               <w:rPr>
                 <w:rFonts w:ascii="Times New Roman" w:hAnsi="Times New Roman"/>
               </w:rPr>
-              <w:t>${lamp_no}.</w:t>
+              <w:t>${</w:t>
+            </w:r>
+            <w:proofErr w:type="spellStart"/>
+            <w:r>
+              <w:rPr>
+                <w:rFonts w:ascii="Times New Roman" w:hAnsi="Times New Roman"/>
+              </w:rPr>
+              <w:t>lamp_no</w:t>
+            </w:r>
+            <w:proofErr w:type="spellEnd"/>
+            <w:r>
+              <w:rPr>
+                <w:rFonts w:ascii="Times New Roman" w:hAnsi="Times New Roman"/>
+              </w:rPr>
+              <w:t>}.</w:t>
             </w:r>
           </w:p>
         </w:tc>
@@ -5791,7 +6871,21 @@
               <w:rPr>
                 <w:rFonts w:ascii="Times New Roman" w:hAnsi="Times New Roman"/>
               </w:rPr>
-              <w:t>${lamp_nama}</w:t>
+              <w:t>${</w:t>
+            </w:r>
+            <w:proofErr w:type="spellStart"/>
+            <w:r>
+              <w:rPr>
+                <w:rFonts w:ascii="Times New Roman" w:hAnsi="Times New Roman"/>
+              </w:rPr>
+              <w:t>lamp_nama</w:t>
+            </w:r>
+            <w:proofErr w:type="spellEnd"/>
+            <w:r>
+              <w:rPr>
+                <w:rFonts w:ascii="Times New Roman" w:hAnsi="Times New Roman"/>
+              </w:rPr>
+              <w:t>}</w:t>
             </w:r>
           </w:p>
         </w:tc>
@@ -5814,7 +6908,21 @@
               <w:rPr>
                 <w:rFonts w:ascii="Times New Roman" w:hAnsi="Times New Roman"/>
               </w:rPr>
-              <w:t>${lamp_nip_nik}</w:t>
+              <w:t>${</w:t>
+            </w:r>
+            <w:proofErr w:type="spellStart"/>
+            <w:r>
+              <w:rPr>
+                <w:rFonts w:ascii="Times New Roman" w:hAnsi="Times New Roman"/>
+              </w:rPr>
+              <w:t>lamp_nip_nik</w:t>
+            </w:r>
+            <w:proofErr w:type="spellEnd"/>
+            <w:r>
+              <w:rPr>
+                <w:rFonts w:ascii="Times New Roman" w:hAnsi="Times New Roman"/>
+              </w:rPr>
+              <w:t>}</w:t>
             </w:r>
           </w:p>
         </w:tc>
@@ -5837,7 +6945,21 @@
               <w:rPr>
                 <w:rFonts w:ascii="Times New Roman" w:hAnsi="Times New Roman"/>
               </w:rPr>
-              <w:t>${lamp_tujuan}</w:t>
+              <w:t>${</w:t>
+            </w:r>
+            <w:proofErr w:type="spellStart"/>
+            <w:r>
+              <w:rPr>
+                <w:rFonts w:ascii="Times New Roman" w:hAnsi="Times New Roman"/>
+              </w:rPr>
+              <w:t>lamp_tujuan</w:t>
+            </w:r>
+            <w:proofErr w:type="spellEnd"/>
+            <w:r>
+              <w:rPr>
+                <w:rFonts w:ascii="Times New Roman" w:hAnsi="Times New Roman"/>
+              </w:rPr>
+              <w:t>}</w:t>
             </w:r>
           </w:p>
         </w:tc>
@@ -5860,7 +6982,21 @@
               <w:rPr>
                 <w:rFonts w:ascii="Times New Roman" w:hAnsi="Times New Roman"/>
               </w:rPr>
-              <w:t xml:space="preserve">${lamp_tgl_pelaksanaan} </w:t>
+              <w:t>${</w:t>
+            </w:r>
+            <w:proofErr w:type="spellStart"/>
+            <w:r>
+              <w:rPr>
+                <w:rFonts w:ascii="Times New Roman" w:hAnsi="Times New Roman"/>
+              </w:rPr>
+              <w:t>lamp_tgl_pelaksanaan</w:t>
+            </w:r>
+            <w:proofErr w:type="spellEnd"/>
+            <w:r>
+              <w:rPr>
+                <w:rFonts w:ascii="Times New Roman" w:hAnsi="Times New Roman"/>
+              </w:rPr>
+              <w:t xml:space="preserve">} </w:t>
             </w:r>
           </w:p>
         </w:tc>
@@ -5883,7 +7019,21 @@
               <w:rPr>
                 <w:rFonts w:ascii="Times New Roman" w:hAnsi="Times New Roman"/>
               </w:rPr>
-              <w:t>${lamp_pcl}</w:t>
+              <w:t>${</w:t>
+            </w:r>
+            <w:proofErr w:type="spellStart"/>
+            <w:r>
+              <w:rPr>
+                <w:rFonts w:ascii="Times New Roman" w:hAnsi="Times New Roman"/>
+              </w:rPr>
+              <w:t>lamp_pcl</w:t>
+            </w:r>
+            <w:proofErr w:type="spellEnd"/>
+            <w:r>
+              <w:rPr>
+                <w:rFonts w:ascii="Times New Roman" w:hAnsi="Times New Roman"/>
+              </w:rPr>
+              <w:t>}</w:t>
             </w:r>
           </w:p>
         </w:tc>
@@ -5906,7 +7056,21 @@
               <w:rPr>
                 <w:rFonts w:ascii="Times New Roman" w:hAnsi="Times New Roman"/>
               </w:rPr>
-              <w:t>${lamp_jml_sampel} Sampel</w:t>
+              <w:t>${</w:t>
+            </w:r>
+            <w:proofErr w:type="spellStart"/>
+            <w:r>
+              <w:rPr>
+                <w:rFonts w:ascii="Times New Roman" w:hAnsi="Times New Roman"/>
+              </w:rPr>
+              <w:t>lamp_jml_sampel</w:t>
+            </w:r>
+            <w:proofErr w:type="spellEnd"/>
+            <w:r>
+              <w:rPr>
+                <w:rFonts w:ascii="Times New Roman" w:hAnsi="Times New Roman"/>
+              </w:rPr>
+              <w:t>} Sampel</w:t>
             </w:r>
           </w:p>
         </w:tc>
@@ -5929,8 +7093,30 @@
               <w:rPr>
                 <w:rFonts w:ascii="Times New Roman" w:hAnsi="Times New Roman"/>
               </w:rPr>
-              <w:t>${lamp_sampel_diawasi}  sampel</w:t>
-            </w:r>
+              <w:t>${</w:t>
+            </w:r>
+            <w:proofErr w:type="spellStart"/>
+            <w:r>
+              <w:rPr>
+                <w:rFonts w:ascii="Times New Roman" w:hAnsi="Times New Roman"/>
+              </w:rPr>
+              <w:t>lamp_sampel_diawasi</w:t>
+            </w:r>
+            <w:proofErr w:type="spellEnd"/>
+            <w:r>
+              <w:rPr>
+                <w:rFonts w:ascii="Times New Roman" w:hAnsi="Times New Roman"/>
+              </w:rPr>
+              <w:t xml:space="preserve">}  </w:t>
+            </w:r>
+            <w:proofErr w:type="spellStart"/>
+            <w:r>
+              <w:rPr>
+                <w:rFonts w:ascii="Times New Roman" w:hAnsi="Times New Roman"/>
+              </w:rPr>
+              <w:t>sampel</w:t>
+            </w:r>
+            <w:proofErr w:type="spellEnd"/>
           </w:p>
         </w:tc>
         <w:tc>
@@ -5952,7 +7138,21 @@
               <w:rPr>
                 <w:rFonts w:ascii="Times New Roman" w:hAnsi="Times New Roman"/>
               </w:rPr>
-              <w:t>${lamp_vol} OK</w:t>
+              <w:t>${</w:t>
+            </w:r>
+            <w:proofErr w:type="spellStart"/>
+            <w:r>
+              <w:rPr>
+                <w:rFonts w:ascii="Times New Roman" w:hAnsi="Times New Roman"/>
+              </w:rPr>
+              <w:t>lamp_vol</w:t>
+            </w:r>
+            <w:proofErr w:type="spellEnd"/>
+            <w:r>
+              <w:rPr>
+                <w:rFonts w:ascii="Times New Roman" w:hAnsi="Times New Roman"/>
+              </w:rPr>
+              <w:t>} OK</w:t>
             </w:r>
           </w:p>
         </w:tc>
@@ -5975,7 +7175,21 @@
               <w:rPr>
                 <w:rFonts w:ascii="Times New Roman" w:hAnsi="Times New Roman"/>
               </w:rPr>
-              <w:t>${lamp_transport_bayar}</w:t>
+              <w:t>${</w:t>
+            </w:r>
+            <w:proofErr w:type="spellStart"/>
+            <w:r>
+              <w:rPr>
+                <w:rFonts w:ascii="Times New Roman" w:hAnsi="Times New Roman"/>
+              </w:rPr>
+              <w:t>lamp_transport_bayar</w:t>
+            </w:r>
+            <w:proofErr w:type="spellEnd"/>
+            <w:r>
+              <w:rPr>
+                <w:rFonts w:ascii="Times New Roman" w:hAnsi="Times New Roman"/>
+              </w:rPr>
+              <w:t>}</w:t>
             </w:r>
           </w:p>
         </w:tc>

--- a/public/kak-translok-8jam.docx
+++ b/public/kak-translok-8jam.docx
@@ -2381,7 +2381,47 @@
           <w:sz w:val="22"/>
           <w:szCs w:val="22"/>
         </w:rPr>
-        <w:t xml:space="preserve">SK Kepala BPS Kabupaten Simeulue no ${no_sk} </w:t>
+        <w:t xml:space="preserve">SK Kepala BPS Kabupaten Simeulue </w:t>
+      </w:r>
+      <w:r>
+        <w:rPr>
+          <w:rFonts w:ascii="Times New Roman" w:hAnsi="Times New Roman"/>
+          <w:bCs/>
+          <w:noProof/>
+          <w:sz w:val="22"/>
+          <w:szCs w:val="22"/>
+        </w:rPr>
+        <w:t>N</w:t>
+      </w:r>
+      <w:r>
+        <w:rPr>
+          <w:rFonts w:ascii="Times New Roman" w:hAnsi="Times New Roman"/>
+          <w:bCs/>
+          <w:noProof/>
+          <w:sz w:val="22"/>
+          <w:szCs w:val="22"/>
+        </w:rPr>
+        <w:t>o</w:t>
+      </w:r>
+      <w:r>
+        <w:rPr>
+          <w:rFonts w:ascii="Times New Roman" w:hAnsi="Times New Roman"/>
+          <w:bCs/>
+          <w:noProof/>
+          <w:sz w:val="22"/>
+          <w:szCs w:val="22"/>
+        </w:rPr>
+        <w:t>mor</w:t>
+      </w:r>
+      <w:r>
+        <w:rPr>
+          <w:rFonts w:ascii="Times New Roman" w:hAnsi="Times New Roman"/>
+          <w:bCs/>
+          <w:noProof/>
+          <w:sz w:val="22"/>
+          <w:szCs w:val="22"/>
+        </w:rPr>
+        <w:t xml:space="preserve"> ${no_sk} </w:t>
       </w:r>
       <w:r>
         <w:rPr>

--- a/public/kak-translok-8jam.docx
+++ b/public/kak-translok-8jam.docx
@@ -1,6 +1,6 @@
 
 <file path=word/document.xml><?xml version="1.0" encoding="utf-8"?>
-<w:document xmlns:wpc="http://schemas.microsoft.com/office/word/2010/wordprocessingCanvas" xmlns:cx="http://schemas.microsoft.com/office/drawing/2014/chartex" xmlns:cx1="http://schemas.microsoft.com/office/drawing/2015/9/8/chartex" xmlns:cx2="http://schemas.microsoft.com/office/drawing/2015/10/21/chartex" xmlns:cx3="http://schemas.microsoft.com/office/drawing/2016/5/9/chartex" xmlns:cx4="http://schemas.microsoft.com/office/drawing/2016/5/10/chartex" xmlns:cx5="http://schemas.microsoft.com/office/drawing/2016/5/11/chartex" xmlns:cx6="http://schemas.microsoft.com/office/drawing/2016/5/12/chartex" xmlns:cx7="http://schemas.microsoft.com/office/drawing/2016/5/13/chartex" xmlns:cx8="http://schemas.microsoft.com/office/drawing/2016/5/14/chartex" xmlns:mc="http://schemas.openxmlformats.org/markup-compatibility/2006" xmlns:aink="http://schemas.microsoft.com/office/drawing/2016/ink" xmlns:am3d="http://schemas.microsoft.com/office/drawing/2017/model3d" xmlns:o="urn:schemas-microsoft-com:office:office" xmlns:oel="http://schemas.microsoft.com/office/2019/extlst" xmlns:r="http://schemas.openxmlformats.org/officeDocument/2006/relationships" xmlns:m="http://schemas.openxmlformats.org/officeDocument/2006/math" xmlns:v="urn:schemas-microsoft-com:vml" xmlns:wp14="http://schemas.microsoft.com/office/word/2010/wordprocessingDrawing" xmlns:wp="http://schemas.openxmlformats.org/drawingml/2006/wordprocessingDrawing" xmlns:w10="urn:schemas-microsoft-com:office:word" xmlns:w="http://schemas.openxmlformats.org/wordprocessingml/2006/main" xmlns:w14="http://schemas.microsoft.com/office/word/2010/wordml" xmlns:w15="http://schemas.microsoft.com/office/word/2012/wordml" xmlns:w16cex="http://schemas.microsoft.com/office/word/2018/wordml/cex" xmlns:w16cid="http://schemas.microsoft.com/office/word/2016/wordml/cid" xmlns:w16="http://schemas.microsoft.com/office/word/2018/wordml" xmlns:w16du="http://schemas.microsoft.com/office/word/2023/wordml/word16du" xmlns:w16sdtdh="http://schemas.microsoft.com/office/word/2020/wordml/sdtdatahash" xmlns:w16sdtfl="http://schemas.microsoft.com/office/word/2024/wordml/sdtformatlock" xmlns:w16se="http://schemas.microsoft.com/office/word/2015/wordml/symex" xmlns:wpg="http://schemas.microsoft.com/office/word/2010/wordprocessingGroup" xmlns:wpi="http://schemas.microsoft.com/office/word/2010/wordprocessingInk" xmlns:wne="http://schemas.microsoft.com/office/word/2006/wordml" xmlns:wps="http://schemas.microsoft.com/office/word/2010/wordprocessingShape" mc:Ignorable="w14 w15 w16se w16cid w16 w16cex w16sdtdh w16sdtfl w16du wp14">
+<w:document xmlns:wpc="http://schemas.microsoft.com/office/word/2010/wordprocessingCanvas" xmlns:cx="http://schemas.microsoft.com/office/drawing/2014/chartex" xmlns:cx1="http://schemas.microsoft.com/office/drawing/2015/9/8/chartex" xmlns:cx2="http://schemas.microsoft.com/office/drawing/2015/10/21/chartex" xmlns:cx3="http://schemas.microsoft.com/office/drawing/2016/5/9/chartex" xmlns:cx4="http://schemas.microsoft.com/office/drawing/2016/5/10/chartex" xmlns:cx5="http://schemas.microsoft.com/office/drawing/2016/5/11/chartex" xmlns:cx6="http://schemas.microsoft.com/office/drawing/2016/5/12/chartex" xmlns:cx7="http://schemas.microsoft.com/office/drawing/2016/5/13/chartex" xmlns:cx8="http://schemas.microsoft.com/office/drawing/2016/5/14/chartex" xmlns:mc="http://schemas.openxmlformats.org/markup-compatibility/2006" xmlns:aink="http://schemas.microsoft.com/office/drawing/2016/ink" xmlns:am3d="http://schemas.microsoft.com/office/drawing/2017/model3d" xmlns:o="urn:schemas-microsoft-com:office:office" xmlns:oel="http://schemas.microsoft.com/office/2019/extlst" xmlns:r="http://schemas.openxmlformats.org/officeDocument/2006/relationships" xmlns:m="http://schemas.openxmlformats.org/officeDocument/2006/math" xmlns:v="urn:schemas-microsoft-com:vml" xmlns:wp14="http://schemas.microsoft.com/office/word/2010/wordprocessingDrawing" xmlns:wp="http://schemas.openxmlformats.org/drawingml/2006/wordprocessingDrawing" xmlns:w10="urn:schemas-microsoft-com:office:word" xmlns:w="http://schemas.openxmlformats.org/wordprocessingml/2006/main" xmlns:w14="http://schemas.microsoft.com/office/word/2010/wordml" xmlns:w15="http://schemas.microsoft.com/office/word/2012/wordml" xmlns:w16cei="http://schemas.microsoft.com/office/word/2026/wordml/cei" xmlns:w16cex="http://schemas.microsoft.com/office/word/2018/wordml/cex" xmlns:w16cid="http://schemas.microsoft.com/office/word/2016/wordml/cid" xmlns:w16="http://schemas.microsoft.com/office/word/2018/wordml" xmlns:w16du="http://schemas.microsoft.com/office/word/2023/wordml/word16du" xmlns:w16sdtdh="http://schemas.microsoft.com/office/word/2020/wordml/sdtdatahash" xmlns:w16sdtfl="http://schemas.microsoft.com/office/word/2024/wordml/sdtformatlock" xmlns:w16se="http://schemas.microsoft.com/office/word/2015/wordml/symex" xmlns:wpg="http://schemas.microsoft.com/office/word/2010/wordprocessingGroup" xmlns:wpi="http://schemas.microsoft.com/office/word/2010/wordprocessingInk" xmlns:wne="http://schemas.microsoft.com/office/word/2006/wordml" xmlns:wps="http://schemas.microsoft.com/office/word/2010/wordprocessingShape" mc:Ignorable="w14 w15 w16se w16cid w16 w16cex w16sdtdh w16sdtfl w16du wp14">
   <w:body>
     <w:p>
       <w:pPr>
@@ -1358,7 +1358,7 @@
           <w:sz w:val="22"/>
           <w:szCs w:val="22"/>
         </w:rPr>
-        <w:t>ubinan</w:t>
+        <w:t>${singkatan_resmi}</w:t>
       </w:r>
     </w:p>
     <w:p>
@@ -4055,25 +4055,14 @@
                 <w:szCs w:val="22"/>
               </w:rPr>
             </w:pPr>
-            <w:proofErr w:type="spellStart"/>
-            <w:r>
-              <w:rPr>
-                <w:rFonts w:ascii="Times New Roman" w:hAnsi="Times New Roman"/>
-                <w:bCs/>
-                <w:sz w:val="22"/>
-                <w:szCs w:val="22"/>
-              </w:rPr>
-              <w:t>Klasifikasi</w:t>
-            </w:r>
-            <w:proofErr w:type="spellEnd"/>
-            <w:r>
-              <w:rPr>
-                <w:rFonts w:ascii="Times New Roman" w:hAnsi="Times New Roman"/>
-                <w:bCs/>
-                <w:sz w:val="22"/>
-                <w:szCs w:val="22"/>
-              </w:rPr>
-              <w:t xml:space="preserve"> </w:t>
+            <w:r>
+              <w:rPr>
+                <w:rFonts w:ascii="Times New Roman" w:hAnsi="Times New Roman"/>
+                <w:bCs/>
+                <w:sz w:val="22"/>
+                <w:szCs w:val="22"/>
+              </w:rPr>
+              <w:t xml:space="preserve">Klasifikasi </w:t>
             </w:r>
             <w:proofErr w:type="spellStart"/>
             <w:r>
@@ -7734,7 +7723,7 @@
 </file>
 
 <file path=word/endnotes.xml><?xml version="1.0" encoding="utf-8"?>
-<w:endnotes xmlns:wpc="http://schemas.microsoft.com/office/word/2010/wordprocessingCanvas" xmlns:cx="http://schemas.microsoft.com/office/drawing/2014/chartex" xmlns:cx1="http://schemas.microsoft.com/office/drawing/2015/9/8/chartex" xmlns:cx2="http://schemas.microsoft.com/office/drawing/2015/10/21/chartex" xmlns:cx3="http://schemas.microsoft.com/office/drawing/2016/5/9/chartex" xmlns:cx4="http://schemas.microsoft.com/office/drawing/2016/5/10/chartex" xmlns:cx5="http://schemas.microsoft.com/office/drawing/2016/5/11/chartex" xmlns:cx6="http://schemas.microsoft.com/office/drawing/2016/5/12/chartex" xmlns:cx7="http://schemas.microsoft.com/office/drawing/2016/5/13/chartex" xmlns:cx8="http://schemas.microsoft.com/office/drawing/2016/5/14/chartex" xmlns:mc="http://schemas.openxmlformats.org/markup-compatibility/2006" xmlns:aink="http://schemas.microsoft.com/office/drawing/2016/ink" xmlns:am3d="http://schemas.microsoft.com/office/drawing/2017/model3d" xmlns:o="urn:schemas-microsoft-com:office:office" xmlns:oel="http://schemas.microsoft.com/office/2019/extlst" xmlns:r="http://schemas.openxmlformats.org/officeDocument/2006/relationships" xmlns:m="http://schemas.openxmlformats.org/officeDocument/2006/math" xmlns:v="urn:schemas-microsoft-com:vml" xmlns:wp14="http://schemas.microsoft.com/office/word/2010/wordprocessingDrawing" xmlns:wp="http://schemas.openxmlformats.org/drawingml/2006/wordprocessingDrawing" xmlns:w10="urn:schemas-microsoft-com:office:word" xmlns:w="http://schemas.openxmlformats.org/wordprocessingml/2006/main" xmlns:w14="http://schemas.microsoft.com/office/word/2010/wordml" xmlns:w15="http://schemas.microsoft.com/office/word/2012/wordml" xmlns:w16cex="http://schemas.microsoft.com/office/word/2018/wordml/cex" xmlns:w16cid="http://schemas.microsoft.com/office/word/2016/wordml/cid" xmlns:w16="http://schemas.microsoft.com/office/word/2018/wordml" xmlns:w16du="http://schemas.microsoft.com/office/word/2023/wordml/word16du" xmlns:w16sdtdh="http://schemas.microsoft.com/office/word/2020/wordml/sdtdatahash" xmlns:w16sdtfl="http://schemas.microsoft.com/office/word/2024/wordml/sdtformatlock" xmlns:w16se="http://schemas.microsoft.com/office/word/2015/wordml/symex" xmlns:wpg="http://schemas.microsoft.com/office/word/2010/wordprocessingGroup" xmlns:wpi="http://schemas.microsoft.com/office/word/2010/wordprocessingInk" xmlns:wne="http://schemas.microsoft.com/office/word/2006/wordml" xmlns:wps="http://schemas.microsoft.com/office/word/2010/wordprocessingShape" mc:Ignorable="w14 w15 w16se w16cid w16 w16cex w16sdtdh w16sdtfl w16du wp14">
+<w:endnotes xmlns:wpc="http://schemas.microsoft.com/office/word/2010/wordprocessingCanvas" xmlns:cx="http://schemas.microsoft.com/office/drawing/2014/chartex" xmlns:cx1="http://schemas.microsoft.com/office/drawing/2015/9/8/chartex" xmlns:cx2="http://schemas.microsoft.com/office/drawing/2015/10/21/chartex" xmlns:cx3="http://schemas.microsoft.com/office/drawing/2016/5/9/chartex" xmlns:cx4="http://schemas.microsoft.com/office/drawing/2016/5/10/chartex" xmlns:cx5="http://schemas.microsoft.com/office/drawing/2016/5/11/chartex" xmlns:cx6="http://schemas.microsoft.com/office/drawing/2016/5/12/chartex" xmlns:cx7="http://schemas.microsoft.com/office/drawing/2016/5/13/chartex" xmlns:cx8="http://schemas.microsoft.com/office/drawing/2016/5/14/chartex" xmlns:mc="http://schemas.openxmlformats.org/markup-compatibility/2006" xmlns:aink="http://schemas.microsoft.com/office/drawing/2016/ink" xmlns:am3d="http://schemas.microsoft.com/office/drawing/2017/model3d" xmlns:o="urn:schemas-microsoft-com:office:office" xmlns:oel="http://schemas.microsoft.com/office/2019/extlst" xmlns:r="http://schemas.openxmlformats.org/officeDocument/2006/relationships" xmlns:m="http://schemas.openxmlformats.org/officeDocument/2006/math" xmlns:v="urn:schemas-microsoft-com:vml" xmlns:wp14="http://schemas.microsoft.com/office/word/2010/wordprocessingDrawing" xmlns:wp="http://schemas.openxmlformats.org/drawingml/2006/wordprocessingDrawing" xmlns:w10="urn:schemas-microsoft-com:office:word" xmlns:w="http://schemas.openxmlformats.org/wordprocessingml/2006/main" xmlns:w14="http://schemas.microsoft.com/office/word/2010/wordml" xmlns:w15="http://schemas.microsoft.com/office/word/2012/wordml" xmlns:w16cei="http://schemas.microsoft.com/office/word/2026/wordml/cei" xmlns:w16cex="http://schemas.microsoft.com/office/word/2018/wordml/cex" xmlns:w16cid="http://schemas.microsoft.com/office/word/2016/wordml/cid" xmlns:w16="http://schemas.microsoft.com/office/word/2018/wordml" xmlns:w16du="http://schemas.microsoft.com/office/word/2023/wordml/word16du" xmlns:w16sdtdh="http://schemas.microsoft.com/office/word/2020/wordml/sdtdatahash" xmlns:w16sdtfl="http://schemas.microsoft.com/office/word/2024/wordml/sdtformatlock" xmlns:w16se="http://schemas.microsoft.com/office/word/2015/wordml/symex" xmlns:wpg="http://schemas.microsoft.com/office/word/2010/wordprocessingGroup" xmlns:wpi="http://schemas.microsoft.com/office/word/2010/wordprocessingInk" xmlns:wne="http://schemas.microsoft.com/office/word/2006/wordml" xmlns:wps="http://schemas.microsoft.com/office/word/2010/wordprocessingShape" mc:Ignorable="w14 w15 w16se w16cid w16 w16cex w16sdtdh w16sdtfl w16du wp14">
   <w:endnote w:type="separator" w:id="-1">
     <w:p>
       <w:pPr>
@@ -7759,7 +7748,7 @@
 </file>
 
 <file path=word/footnotes.xml><?xml version="1.0" encoding="utf-8"?>
-<w:footnotes xmlns:wpc="http://schemas.microsoft.com/office/word/2010/wordprocessingCanvas" xmlns:cx="http://schemas.microsoft.com/office/drawing/2014/chartex" xmlns:cx1="http://schemas.microsoft.com/office/drawing/2015/9/8/chartex" xmlns:cx2="http://schemas.microsoft.com/office/drawing/2015/10/21/chartex" xmlns:cx3="http://schemas.microsoft.com/office/drawing/2016/5/9/chartex" xmlns:cx4="http://schemas.microsoft.com/office/drawing/2016/5/10/chartex" xmlns:cx5="http://schemas.microsoft.com/office/drawing/2016/5/11/chartex" xmlns:cx6="http://schemas.microsoft.com/office/drawing/2016/5/12/chartex" xmlns:cx7="http://schemas.microsoft.com/office/drawing/2016/5/13/chartex" xmlns:cx8="http://schemas.microsoft.com/office/drawing/2016/5/14/chartex" xmlns:mc="http://schemas.openxmlformats.org/markup-compatibility/2006" xmlns:aink="http://schemas.microsoft.com/office/drawing/2016/ink" xmlns:am3d="http://schemas.microsoft.com/office/drawing/2017/model3d" xmlns:o="urn:schemas-microsoft-com:office:office" xmlns:oel="http://schemas.microsoft.com/office/2019/extlst" xmlns:r="http://schemas.openxmlformats.org/officeDocument/2006/relationships" xmlns:m="http://schemas.openxmlformats.org/officeDocument/2006/math" xmlns:v="urn:schemas-microsoft-com:vml" xmlns:wp14="http://schemas.microsoft.com/office/word/2010/wordprocessingDrawing" xmlns:wp="http://schemas.openxmlformats.org/drawingml/2006/wordprocessingDrawing" xmlns:w10="urn:schemas-microsoft-com:office:word" xmlns:w="http://schemas.openxmlformats.org/wordprocessingml/2006/main" xmlns:w14="http://schemas.microsoft.com/office/word/2010/wordml" xmlns:w15="http://schemas.microsoft.com/office/word/2012/wordml" xmlns:w16cex="http://schemas.microsoft.com/office/word/2018/wordml/cex" xmlns:w16cid="http://schemas.microsoft.com/office/word/2016/wordml/cid" xmlns:w16="http://schemas.microsoft.com/office/word/2018/wordml" xmlns:w16du="http://schemas.microsoft.com/office/word/2023/wordml/word16du" xmlns:w16sdtdh="http://schemas.microsoft.com/office/word/2020/wordml/sdtdatahash" xmlns:w16sdtfl="http://schemas.microsoft.com/office/word/2024/wordml/sdtformatlock" xmlns:w16se="http://schemas.microsoft.com/office/word/2015/wordml/symex" xmlns:wpg="http://schemas.microsoft.com/office/word/2010/wordprocessingGroup" xmlns:wpi="http://schemas.microsoft.com/office/word/2010/wordprocessingInk" xmlns:wne="http://schemas.microsoft.com/office/word/2006/wordml" xmlns:wps="http://schemas.microsoft.com/office/word/2010/wordprocessingShape" mc:Ignorable="w14 w15 w16se w16cid w16 w16cex w16sdtdh w16sdtfl w16du wp14">
+<w:footnotes xmlns:wpc="http://schemas.microsoft.com/office/word/2010/wordprocessingCanvas" xmlns:cx="http://schemas.microsoft.com/office/drawing/2014/chartex" xmlns:cx1="http://schemas.microsoft.com/office/drawing/2015/9/8/chartex" xmlns:cx2="http://schemas.microsoft.com/office/drawing/2015/10/21/chartex" xmlns:cx3="http://schemas.microsoft.com/office/drawing/2016/5/9/chartex" xmlns:cx4="http://schemas.microsoft.com/office/drawing/2016/5/10/chartex" xmlns:cx5="http://schemas.microsoft.com/office/drawing/2016/5/11/chartex" xmlns:cx6="http://schemas.microsoft.com/office/drawing/2016/5/12/chartex" xmlns:cx7="http://schemas.microsoft.com/office/drawing/2016/5/13/chartex" xmlns:cx8="http://schemas.microsoft.com/office/drawing/2016/5/14/chartex" xmlns:mc="http://schemas.openxmlformats.org/markup-compatibility/2006" xmlns:aink="http://schemas.microsoft.com/office/drawing/2016/ink" xmlns:am3d="http://schemas.microsoft.com/office/drawing/2017/model3d" xmlns:o="urn:schemas-microsoft-com:office:office" xmlns:oel="http://schemas.microsoft.com/office/2019/extlst" xmlns:r="http://schemas.openxmlformats.org/officeDocument/2006/relationships" xmlns:m="http://schemas.openxmlformats.org/officeDocument/2006/math" xmlns:v="urn:schemas-microsoft-com:vml" xmlns:wp14="http://schemas.microsoft.com/office/word/2010/wordprocessingDrawing" xmlns:wp="http://schemas.openxmlformats.org/drawingml/2006/wordprocessingDrawing" xmlns:w10="urn:schemas-microsoft-com:office:word" xmlns:w="http://schemas.openxmlformats.org/wordprocessingml/2006/main" xmlns:w14="http://schemas.microsoft.com/office/word/2010/wordml" xmlns:w15="http://schemas.microsoft.com/office/word/2012/wordml" xmlns:w16cei="http://schemas.microsoft.com/office/word/2026/wordml/cei" xmlns:w16cex="http://schemas.microsoft.com/office/word/2018/wordml/cex" xmlns:w16cid="http://schemas.microsoft.com/office/word/2016/wordml/cid" xmlns:w16="http://schemas.microsoft.com/office/word/2018/wordml" xmlns:w16du="http://schemas.microsoft.com/office/word/2023/wordml/word16du" xmlns:w16sdtdh="http://schemas.microsoft.com/office/word/2020/wordml/sdtdatahash" xmlns:w16sdtfl="http://schemas.microsoft.com/office/word/2024/wordml/sdtformatlock" xmlns:w16se="http://schemas.microsoft.com/office/word/2015/wordml/symex" xmlns:wpg="http://schemas.microsoft.com/office/word/2010/wordprocessingGroup" xmlns:wpi="http://schemas.microsoft.com/office/word/2010/wordprocessingInk" xmlns:wne="http://schemas.microsoft.com/office/word/2006/wordml" xmlns:wps="http://schemas.microsoft.com/office/word/2010/wordprocessingShape" mc:Ignorable="w14 w15 w16se w16cid w16 w16cex w16sdtdh w16sdtfl w16du wp14">
   <w:footnote w:type="separator" w:id="-1">
     <w:p>
       <w:pPr>
@@ -7784,7 +7773,7 @@
 </file>
 
 <file path=word/numbering.xml><?xml version="1.0" encoding="utf-8"?>
-<w:numbering xmlns:wpc="http://schemas.microsoft.com/office/word/2010/wordprocessingCanvas" xmlns:cx="http://schemas.microsoft.com/office/drawing/2014/chartex" xmlns:cx1="http://schemas.microsoft.com/office/drawing/2015/9/8/chartex" xmlns:cx2="http://schemas.microsoft.com/office/drawing/2015/10/21/chartex" xmlns:cx3="http://schemas.microsoft.com/office/drawing/2016/5/9/chartex" xmlns:cx4="http://schemas.microsoft.com/office/drawing/2016/5/10/chartex" xmlns:cx5="http://schemas.microsoft.com/office/drawing/2016/5/11/chartex" xmlns:cx6="http://schemas.microsoft.com/office/drawing/2016/5/12/chartex" xmlns:cx7="http://schemas.microsoft.com/office/drawing/2016/5/13/chartex" xmlns:cx8="http://schemas.microsoft.com/office/drawing/2016/5/14/chartex" xmlns:mc="http://schemas.openxmlformats.org/markup-compatibility/2006" xmlns:aink="http://schemas.microsoft.com/office/drawing/2016/ink" xmlns:am3d="http://schemas.microsoft.com/office/drawing/2017/model3d" xmlns:o="urn:schemas-microsoft-com:office:office" xmlns:oel="http://schemas.microsoft.com/office/2019/extlst" xmlns:r="http://schemas.openxmlformats.org/officeDocument/2006/relationships" xmlns:m="http://schemas.openxmlformats.org/officeDocument/2006/math" xmlns:v="urn:schemas-microsoft-com:vml" xmlns:wp14="http://schemas.microsoft.com/office/word/2010/wordprocessingDrawing" xmlns:wp="http://schemas.openxmlformats.org/drawingml/2006/wordprocessingDrawing" xmlns:w10="urn:schemas-microsoft-com:office:word" xmlns:w="http://schemas.openxmlformats.org/wordprocessingml/2006/main" xmlns:w14="http://schemas.microsoft.com/office/word/2010/wordml" xmlns:w15="http://schemas.microsoft.com/office/word/2012/wordml" xmlns:w16cex="http://schemas.microsoft.com/office/word/2018/wordml/cex" xmlns:w16cid="http://schemas.microsoft.com/office/word/2016/wordml/cid" xmlns:w16="http://schemas.microsoft.com/office/word/2018/wordml" xmlns:w16du="http://schemas.microsoft.com/office/word/2023/wordml/word16du" xmlns:w16sdtdh="http://schemas.microsoft.com/office/word/2020/wordml/sdtdatahash" xmlns:w16sdtfl="http://schemas.microsoft.com/office/word/2024/wordml/sdtformatlock" xmlns:w16se="http://schemas.microsoft.com/office/word/2015/wordml/symex" xmlns:wpg="http://schemas.microsoft.com/office/word/2010/wordprocessingGroup" xmlns:wpi="http://schemas.microsoft.com/office/word/2010/wordprocessingInk" xmlns:wne="http://schemas.microsoft.com/office/word/2006/wordml" xmlns:wps="http://schemas.microsoft.com/office/word/2010/wordprocessingShape" mc:Ignorable="w14 w15 w16se w16cid w16 w16cex w16sdtdh w16sdtfl w16du wp14">
+<w:numbering xmlns:wpc="http://schemas.microsoft.com/office/word/2010/wordprocessingCanvas" xmlns:cx="http://schemas.microsoft.com/office/drawing/2014/chartex" xmlns:cx1="http://schemas.microsoft.com/office/drawing/2015/9/8/chartex" xmlns:cx2="http://schemas.microsoft.com/office/drawing/2015/10/21/chartex" xmlns:cx3="http://schemas.microsoft.com/office/drawing/2016/5/9/chartex" xmlns:cx4="http://schemas.microsoft.com/office/drawing/2016/5/10/chartex" xmlns:cx5="http://schemas.microsoft.com/office/drawing/2016/5/11/chartex" xmlns:cx6="http://schemas.microsoft.com/office/drawing/2016/5/12/chartex" xmlns:cx7="http://schemas.microsoft.com/office/drawing/2016/5/13/chartex" xmlns:cx8="http://schemas.microsoft.com/office/drawing/2016/5/14/chartex" xmlns:mc="http://schemas.openxmlformats.org/markup-compatibility/2006" xmlns:aink="http://schemas.microsoft.com/office/drawing/2016/ink" xmlns:am3d="http://schemas.microsoft.com/office/drawing/2017/model3d" xmlns:o="urn:schemas-microsoft-com:office:office" xmlns:oel="http://schemas.microsoft.com/office/2019/extlst" xmlns:r="http://schemas.openxmlformats.org/officeDocument/2006/relationships" xmlns:m="http://schemas.openxmlformats.org/officeDocument/2006/math" xmlns:v="urn:schemas-microsoft-com:vml" xmlns:wp14="http://schemas.microsoft.com/office/word/2010/wordprocessingDrawing" xmlns:wp="http://schemas.openxmlformats.org/drawingml/2006/wordprocessingDrawing" xmlns:w10="urn:schemas-microsoft-com:office:word" xmlns:w="http://schemas.openxmlformats.org/wordprocessingml/2006/main" xmlns:w14="http://schemas.microsoft.com/office/word/2010/wordml" xmlns:w15="http://schemas.microsoft.com/office/word/2012/wordml" xmlns:w16cei="http://schemas.microsoft.com/office/word/2026/wordml/cei" xmlns:w16cex="http://schemas.microsoft.com/office/word/2018/wordml/cex" xmlns:w16cid="http://schemas.microsoft.com/office/word/2016/wordml/cid" xmlns:w16="http://schemas.microsoft.com/office/word/2018/wordml" xmlns:w16du="http://schemas.microsoft.com/office/word/2023/wordml/word16du" xmlns:w16sdtdh="http://schemas.microsoft.com/office/word/2020/wordml/sdtdatahash" xmlns:w16sdtfl="http://schemas.microsoft.com/office/word/2024/wordml/sdtformatlock" xmlns:w16se="http://schemas.microsoft.com/office/word/2015/wordml/symex" xmlns:wpg="http://schemas.microsoft.com/office/word/2010/wordprocessingGroup" xmlns:wpi="http://schemas.microsoft.com/office/word/2010/wordprocessingInk" xmlns:wne="http://schemas.microsoft.com/office/word/2006/wordml" xmlns:wps="http://schemas.microsoft.com/office/word/2010/wordprocessingShape" mc:Ignorable="w14 w15 w16se w16cid w16 w16cex w16sdtdh w16sdtfl w16du wp14">
   <w:abstractNum w:abstractNumId="0" w15:restartNumberingAfterBreak="0">
     <w:nsid w:val="00000002"/>
     <w:multiLevelType w:val="multilevel"/>

--- a/public/kak-translok-8jam.docx
+++ b/public/kak-translok-8jam.docx
@@ -1348,7 +1348,7 @@
           <w:sz w:val="22"/>
           <w:szCs w:val="22"/>
         </w:rPr>
-        <w:t xml:space="preserve">Pengawasan langsung di lapangan terhadap proses pendataan survei </w:t>
+        <w:t xml:space="preserve">Pengawasan langsung di lapangan terhadap proses pendataan </w:t>
       </w:r>
       <w:r>
         <w:rPr>

--- a/public/kak-translok-8jam.docx
+++ b/public/kak-translok-8jam.docx
@@ -1,6 +1,6 @@
 
 <file path=word/document.xml><?xml version="1.0" encoding="utf-8"?>
-<w:document xmlns:wpc="http://schemas.microsoft.com/office/word/2010/wordprocessingCanvas" xmlns:cx="http://schemas.microsoft.com/office/drawing/2014/chartex" xmlns:cx1="http://schemas.microsoft.com/office/drawing/2015/9/8/chartex" xmlns:cx2="http://schemas.microsoft.com/office/drawing/2015/10/21/chartex" xmlns:cx3="http://schemas.microsoft.com/office/drawing/2016/5/9/chartex" xmlns:cx4="http://schemas.microsoft.com/office/drawing/2016/5/10/chartex" xmlns:cx5="http://schemas.microsoft.com/office/drawing/2016/5/11/chartex" xmlns:cx6="http://schemas.microsoft.com/office/drawing/2016/5/12/chartex" xmlns:cx7="http://schemas.microsoft.com/office/drawing/2016/5/13/chartex" xmlns:cx8="http://schemas.microsoft.com/office/drawing/2016/5/14/chartex" xmlns:mc="http://schemas.openxmlformats.org/markup-compatibility/2006" xmlns:aink="http://schemas.microsoft.com/office/drawing/2016/ink" xmlns:am3d="http://schemas.microsoft.com/office/drawing/2017/model3d" xmlns:o="urn:schemas-microsoft-com:office:office" xmlns:oel="http://schemas.microsoft.com/office/2019/extlst" xmlns:r="http://schemas.openxmlformats.org/officeDocument/2006/relationships" xmlns:m="http://schemas.openxmlformats.org/officeDocument/2006/math" xmlns:v="urn:schemas-microsoft-com:vml" xmlns:wp14="http://schemas.microsoft.com/office/word/2010/wordprocessingDrawing" xmlns:wp="http://schemas.openxmlformats.org/drawingml/2006/wordprocessingDrawing" xmlns:w10="urn:schemas-microsoft-com:office:word" xmlns:w="http://schemas.openxmlformats.org/wordprocessingml/2006/main" xmlns:w14="http://schemas.microsoft.com/office/word/2010/wordml" xmlns:w15="http://schemas.microsoft.com/office/word/2012/wordml" xmlns:w16cei="http://schemas.microsoft.com/office/word/2026/wordml/cei" xmlns:w16cex="http://schemas.microsoft.com/office/word/2018/wordml/cex" xmlns:w16cid="http://schemas.microsoft.com/office/word/2016/wordml/cid" xmlns:w16="http://schemas.microsoft.com/office/word/2018/wordml" xmlns:w16du="http://schemas.microsoft.com/office/word/2023/wordml/word16du" xmlns:w16sdtdh="http://schemas.microsoft.com/office/word/2020/wordml/sdtdatahash" xmlns:w16sdtfl="http://schemas.microsoft.com/office/word/2024/wordml/sdtformatlock" xmlns:w16se="http://schemas.microsoft.com/office/word/2015/wordml/symex" xmlns:wpg="http://schemas.microsoft.com/office/word/2010/wordprocessingGroup" xmlns:wpi="http://schemas.microsoft.com/office/word/2010/wordprocessingInk" xmlns:wne="http://schemas.microsoft.com/office/word/2006/wordml" xmlns:wps="http://schemas.microsoft.com/office/word/2010/wordprocessingShape" mc:Ignorable="w14 w15 w16se w16cid w16 w16cex w16sdtdh w16sdtfl w16du wp14">
+<w:document xmlns:wpc="http://schemas.microsoft.com/office/word/2010/wordprocessingCanvas" xmlns:cx="http://schemas.microsoft.com/office/drawing/2014/chartex" xmlns:cx1="http://schemas.microsoft.com/office/drawing/2015/9/8/chartex" xmlns:cx2="http://schemas.microsoft.com/office/drawing/2015/10/21/chartex" xmlns:cx3="http://schemas.microsoft.com/office/drawing/2016/5/9/chartex" xmlns:cx4="http://schemas.microsoft.com/office/drawing/2016/5/10/chartex" xmlns:cx5="http://schemas.microsoft.com/office/drawing/2016/5/11/chartex" xmlns:cx6="http://schemas.microsoft.com/office/drawing/2016/5/12/chartex" xmlns:cx7="http://schemas.microsoft.com/office/drawing/2016/5/13/chartex" xmlns:cx8="http://schemas.microsoft.com/office/drawing/2016/5/14/chartex" xmlns:mc="http://schemas.openxmlformats.org/markup-compatibility/2006" xmlns:aink="http://schemas.microsoft.com/office/drawing/2016/ink" xmlns:am3d="http://schemas.microsoft.com/office/drawing/2017/model3d" xmlns:o="urn:schemas-microsoft-com:office:office" xmlns:oel="http://schemas.microsoft.com/office/2019/extlst" xmlns:r="http://schemas.openxmlformats.org/officeDocument/2006/relationships" xmlns:m="http://schemas.openxmlformats.org/officeDocument/2006/math" xmlns:v="urn:schemas-microsoft-com:vml" xmlns:wp14="http://schemas.microsoft.com/office/word/2010/wordprocessingDrawing" xmlns:wp="http://schemas.openxmlformats.org/drawingml/2006/wordprocessingDrawing" xmlns:w10="urn:schemas-microsoft-com:office:word" xmlns:w="http://schemas.openxmlformats.org/wordprocessingml/2006/main" xmlns:w14="http://schemas.microsoft.com/office/word/2010/wordml" xmlns:w15="http://schemas.microsoft.com/office/word/2012/wordml" xmlns:w16cex="http://schemas.microsoft.com/office/word/2018/wordml/cex" xmlns:w16cid="http://schemas.microsoft.com/office/word/2016/wordml/cid" xmlns:w16="http://schemas.microsoft.com/office/word/2018/wordml" xmlns:w16du="http://schemas.microsoft.com/office/word/2023/wordml/word16du" xmlns:w16sdtdh="http://schemas.microsoft.com/office/word/2020/wordml/sdtdatahash" xmlns:w16sdtfl="http://schemas.microsoft.com/office/word/2024/wordml/sdtformatlock" xmlns:w16se="http://schemas.microsoft.com/office/word/2015/wordml/symex" xmlns:wpg="http://schemas.microsoft.com/office/word/2010/wordprocessingGroup" xmlns:wpi="http://schemas.microsoft.com/office/word/2010/wordprocessingInk" xmlns:wne="http://schemas.microsoft.com/office/word/2006/wordml" xmlns:wps="http://schemas.microsoft.com/office/word/2010/wordprocessingShape" mc:Ignorable="w14 w15 w16se w16cid w16 w16cex w16sdtdh w16sdtfl w16du wp14">
   <w:body>
     <w:p>
       <w:pPr>
@@ -3006,13 +3006,8 @@
             </w:r>
             <w:proofErr w:type="spellEnd"/>
             <w:r>
-              <w:t xml:space="preserve"> </w:t>
-            </w:r>
-            <w:proofErr w:type="spellStart"/>
-            <w:r>
-              <w:t>Lapangan</w:t>
-            </w:r>
-            <w:proofErr w:type="spellEnd"/>
+              <w:t xml:space="preserve"> Lapangan</w:t>
+            </w:r>
           </w:p>
         </w:tc>
         <w:tc>
@@ -4055,14 +4050,25 @@
                 <w:szCs w:val="22"/>
               </w:rPr>
             </w:pPr>
-            <w:r>
-              <w:rPr>
-                <w:rFonts w:ascii="Times New Roman" w:hAnsi="Times New Roman"/>
-                <w:bCs/>
-                <w:sz w:val="22"/>
-                <w:szCs w:val="22"/>
-              </w:rPr>
-              <w:t xml:space="preserve">Klasifikasi </w:t>
+            <w:proofErr w:type="spellStart"/>
+            <w:r>
+              <w:rPr>
+                <w:rFonts w:ascii="Times New Roman" w:hAnsi="Times New Roman"/>
+                <w:bCs/>
+                <w:sz w:val="22"/>
+                <w:szCs w:val="22"/>
+              </w:rPr>
+              <w:t>Klasifikasi</w:t>
+            </w:r>
+            <w:proofErr w:type="spellEnd"/>
+            <w:r>
+              <w:rPr>
+                <w:rFonts w:ascii="Times New Roman" w:hAnsi="Times New Roman"/>
+                <w:bCs/>
+                <w:sz w:val="22"/>
+                <w:szCs w:val="22"/>
+              </w:rPr>
+              <w:t xml:space="preserve"> </w:t>
             </w:r>
             <w:proofErr w:type="spellStart"/>
             <w:r>
@@ -5582,7 +5588,7 @@
                 <w:sz w:val="22"/>
                 <w:szCs w:val="22"/>
               </w:rPr>
-              <w:t>Widya Khairani, SST</w:t>
+              <w:t>${nama_ppk}</w:t>
             </w:r>
           </w:p>
           <w:p>
@@ -5606,7 +5612,17 @@
                 <w:sz w:val="22"/>
                 <w:szCs w:val="22"/>
               </w:rPr>
-              <w:t>NIP.199507282018022001</w:t>
+              <w:t>NIP.</w:t>
+            </w:r>
+            <w:r>
+              <w:rPr>
+                <w:rFonts w:ascii="Times New Roman" w:hAnsi="Times New Roman"/>
+                <w:bCs/>
+                <w:noProof/>
+                <w:sz w:val="22"/>
+                <w:szCs w:val="22"/>
+              </w:rPr>
+              <w:t>${nip_ppk}</w:t>
             </w:r>
           </w:p>
         </w:tc>
@@ -7129,7 +7145,14 @@
               <w:rPr>
                 <w:rFonts w:ascii="Times New Roman" w:hAnsi="Times New Roman"/>
               </w:rPr>
-              <w:t>lamp_sampel_diawasi</w:t>
+              <w:t>lamp_sampel_</w:t>
+            </w:r>
+            <w:proofErr w:type="gramStart"/>
+            <w:r>
+              <w:rPr>
+                <w:rFonts w:ascii="Times New Roman" w:hAnsi="Times New Roman"/>
+              </w:rPr>
+              <w:t>diawasi</w:t>
             </w:r>
             <w:proofErr w:type="spellEnd"/>
             <w:r>
@@ -7146,6 +7169,7 @@
               <w:t>sampel</w:t>
             </w:r>
             <w:proofErr w:type="spellEnd"/>
+            <w:proofErr w:type="gramEnd"/>
           </w:p>
         </w:tc>
         <w:tc>
@@ -7457,7 +7481,7 @@
                 <w:sz w:val="22"/>
                 <w:szCs w:val="22"/>
               </w:rPr>
-              <w:t>Widya Khairani, SST</w:t>
+              <w:t>${nama_ppk}</w:t>
             </w:r>
           </w:p>
           <w:p>
@@ -7481,7 +7505,17 @@
                 <w:sz w:val="22"/>
                 <w:szCs w:val="22"/>
               </w:rPr>
-              <w:t>NIP.199507282018022001</w:t>
+              <w:t>NIP.</w:t>
+            </w:r>
+            <w:r>
+              <w:rPr>
+                <w:rFonts w:ascii="Times New Roman" w:hAnsi="Times New Roman"/>
+                <w:bCs/>
+                <w:noProof/>
+                <w:sz w:val="22"/>
+                <w:szCs w:val="22"/>
+              </w:rPr>
+              <w:t>${nip_ppk}</w:t>
             </w:r>
           </w:p>
         </w:tc>
@@ -7723,7 +7757,7 @@
 </file>
 
 <file path=word/endnotes.xml><?xml version="1.0" encoding="utf-8"?>
-<w:endnotes xmlns:wpc="http://schemas.microsoft.com/office/word/2010/wordprocessingCanvas" xmlns:cx="http://schemas.microsoft.com/office/drawing/2014/chartex" xmlns:cx1="http://schemas.microsoft.com/office/drawing/2015/9/8/chartex" xmlns:cx2="http://schemas.microsoft.com/office/drawing/2015/10/21/chartex" xmlns:cx3="http://schemas.microsoft.com/office/drawing/2016/5/9/chartex" xmlns:cx4="http://schemas.microsoft.com/office/drawing/2016/5/10/chartex" xmlns:cx5="http://schemas.microsoft.com/office/drawing/2016/5/11/chartex" xmlns:cx6="http://schemas.microsoft.com/office/drawing/2016/5/12/chartex" xmlns:cx7="http://schemas.microsoft.com/office/drawing/2016/5/13/chartex" xmlns:cx8="http://schemas.microsoft.com/office/drawing/2016/5/14/chartex" xmlns:mc="http://schemas.openxmlformats.org/markup-compatibility/2006" xmlns:aink="http://schemas.microsoft.com/office/drawing/2016/ink" xmlns:am3d="http://schemas.microsoft.com/office/drawing/2017/model3d" xmlns:o="urn:schemas-microsoft-com:office:office" xmlns:oel="http://schemas.microsoft.com/office/2019/extlst" xmlns:r="http://schemas.openxmlformats.org/officeDocument/2006/relationships" xmlns:m="http://schemas.openxmlformats.org/officeDocument/2006/math" xmlns:v="urn:schemas-microsoft-com:vml" xmlns:wp14="http://schemas.microsoft.com/office/word/2010/wordprocessingDrawing" xmlns:wp="http://schemas.openxmlformats.org/drawingml/2006/wordprocessingDrawing" xmlns:w10="urn:schemas-microsoft-com:office:word" xmlns:w="http://schemas.openxmlformats.org/wordprocessingml/2006/main" xmlns:w14="http://schemas.microsoft.com/office/word/2010/wordml" xmlns:w15="http://schemas.microsoft.com/office/word/2012/wordml" xmlns:w16cei="http://schemas.microsoft.com/office/word/2026/wordml/cei" xmlns:w16cex="http://schemas.microsoft.com/office/word/2018/wordml/cex" xmlns:w16cid="http://schemas.microsoft.com/office/word/2016/wordml/cid" xmlns:w16="http://schemas.microsoft.com/office/word/2018/wordml" xmlns:w16du="http://schemas.microsoft.com/office/word/2023/wordml/word16du" xmlns:w16sdtdh="http://schemas.microsoft.com/office/word/2020/wordml/sdtdatahash" xmlns:w16sdtfl="http://schemas.microsoft.com/office/word/2024/wordml/sdtformatlock" xmlns:w16se="http://schemas.microsoft.com/office/word/2015/wordml/symex" xmlns:wpg="http://schemas.microsoft.com/office/word/2010/wordprocessingGroup" xmlns:wpi="http://schemas.microsoft.com/office/word/2010/wordprocessingInk" xmlns:wne="http://schemas.microsoft.com/office/word/2006/wordml" xmlns:wps="http://schemas.microsoft.com/office/word/2010/wordprocessingShape" mc:Ignorable="w14 w15 w16se w16cid w16 w16cex w16sdtdh w16sdtfl w16du wp14">
+<w:endnotes xmlns:wpc="http://schemas.microsoft.com/office/word/2010/wordprocessingCanvas" xmlns:cx="http://schemas.microsoft.com/office/drawing/2014/chartex" xmlns:cx1="http://schemas.microsoft.com/office/drawing/2015/9/8/chartex" xmlns:cx2="http://schemas.microsoft.com/office/drawing/2015/10/21/chartex" xmlns:cx3="http://schemas.microsoft.com/office/drawing/2016/5/9/chartex" xmlns:cx4="http://schemas.microsoft.com/office/drawing/2016/5/10/chartex" xmlns:cx5="http://schemas.microsoft.com/office/drawing/2016/5/11/chartex" xmlns:cx6="http://schemas.microsoft.com/office/drawing/2016/5/12/chartex" xmlns:cx7="http://schemas.microsoft.com/office/drawing/2016/5/13/chartex" xmlns:cx8="http://schemas.microsoft.com/office/drawing/2016/5/14/chartex" xmlns:mc="http://schemas.openxmlformats.org/markup-compatibility/2006" xmlns:aink="http://schemas.microsoft.com/office/drawing/2016/ink" xmlns:am3d="http://schemas.microsoft.com/office/drawing/2017/model3d" xmlns:o="urn:schemas-microsoft-com:office:office" xmlns:oel="http://schemas.microsoft.com/office/2019/extlst" xmlns:r="http://schemas.openxmlformats.org/officeDocument/2006/relationships" xmlns:m="http://schemas.openxmlformats.org/officeDocument/2006/math" xmlns:v="urn:schemas-microsoft-com:vml" xmlns:wp14="http://schemas.microsoft.com/office/word/2010/wordprocessingDrawing" xmlns:wp="http://schemas.openxmlformats.org/drawingml/2006/wordprocessingDrawing" xmlns:w10="urn:schemas-microsoft-com:office:word" xmlns:w="http://schemas.openxmlformats.org/wordprocessingml/2006/main" xmlns:w14="http://schemas.microsoft.com/office/word/2010/wordml" xmlns:w15="http://schemas.microsoft.com/office/word/2012/wordml" xmlns:w16cex="http://schemas.microsoft.com/office/word/2018/wordml/cex" xmlns:w16cid="http://schemas.microsoft.com/office/word/2016/wordml/cid" xmlns:w16="http://schemas.microsoft.com/office/word/2018/wordml" xmlns:w16du="http://schemas.microsoft.com/office/word/2023/wordml/word16du" xmlns:w16sdtdh="http://schemas.microsoft.com/office/word/2020/wordml/sdtdatahash" xmlns:w16sdtfl="http://schemas.microsoft.com/office/word/2024/wordml/sdtformatlock" xmlns:w16se="http://schemas.microsoft.com/office/word/2015/wordml/symex" xmlns:wpg="http://schemas.microsoft.com/office/word/2010/wordprocessingGroup" xmlns:wpi="http://schemas.microsoft.com/office/word/2010/wordprocessingInk" xmlns:wne="http://schemas.microsoft.com/office/word/2006/wordml" xmlns:wps="http://schemas.microsoft.com/office/word/2010/wordprocessingShape" mc:Ignorable="w14 w15 w16se w16cid w16 w16cex w16sdtdh w16sdtfl w16du wp14">
   <w:endnote w:type="separator" w:id="-1">
     <w:p>
       <w:pPr>
@@ -7748,7 +7782,7 @@
 </file>
 
 <file path=word/footnotes.xml><?xml version="1.0" encoding="utf-8"?>
-<w:footnotes xmlns:wpc="http://schemas.microsoft.com/office/word/2010/wordprocessingCanvas" xmlns:cx="http://schemas.microsoft.com/office/drawing/2014/chartex" xmlns:cx1="http://schemas.microsoft.com/office/drawing/2015/9/8/chartex" xmlns:cx2="http://schemas.microsoft.com/office/drawing/2015/10/21/chartex" xmlns:cx3="http://schemas.microsoft.com/office/drawing/2016/5/9/chartex" xmlns:cx4="http://schemas.microsoft.com/office/drawing/2016/5/10/chartex" xmlns:cx5="http://schemas.microsoft.com/office/drawing/2016/5/11/chartex" xmlns:cx6="http://schemas.microsoft.com/office/drawing/2016/5/12/chartex" xmlns:cx7="http://schemas.microsoft.com/office/drawing/2016/5/13/chartex" xmlns:cx8="http://schemas.microsoft.com/office/drawing/2016/5/14/chartex" xmlns:mc="http://schemas.openxmlformats.org/markup-compatibility/2006" xmlns:aink="http://schemas.microsoft.com/office/drawing/2016/ink" xmlns:am3d="http://schemas.microsoft.com/office/drawing/2017/model3d" xmlns:o="urn:schemas-microsoft-com:office:office" xmlns:oel="http://schemas.microsoft.com/office/2019/extlst" xmlns:r="http://schemas.openxmlformats.org/officeDocument/2006/relationships" xmlns:m="http://schemas.openxmlformats.org/officeDocument/2006/math" xmlns:v="urn:schemas-microsoft-com:vml" xmlns:wp14="http://schemas.microsoft.com/office/word/2010/wordprocessingDrawing" xmlns:wp="http://schemas.openxmlformats.org/drawingml/2006/wordprocessingDrawing" xmlns:w10="urn:schemas-microsoft-com:office:word" xmlns:w="http://schemas.openxmlformats.org/wordprocessingml/2006/main" xmlns:w14="http://schemas.microsoft.com/office/word/2010/wordml" xmlns:w15="http://schemas.microsoft.com/office/word/2012/wordml" xmlns:w16cei="http://schemas.microsoft.com/office/word/2026/wordml/cei" xmlns:w16cex="http://schemas.microsoft.com/office/word/2018/wordml/cex" xmlns:w16cid="http://schemas.microsoft.com/office/word/2016/wordml/cid" xmlns:w16="http://schemas.microsoft.com/office/word/2018/wordml" xmlns:w16du="http://schemas.microsoft.com/office/word/2023/wordml/word16du" xmlns:w16sdtdh="http://schemas.microsoft.com/office/word/2020/wordml/sdtdatahash" xmlns:w16sdtfl="http://schemas.microsoft.com/office/word/2024/wordml/sdtformatlock" xmlns:w16se="http://schemas.microsoft.com/office/word/2015/wordml/symex" xmlns:wpg="http://schemas.microsoft.com/office/word/2010/wordprocessingGroup" xmlns:wpi="http://schemas.microsoft.com/office/word/2010/wordprocessingInk" xmlns:wne="http://schemas.microsoft.com/office/word/2006/wordml" xmlns:wps="http://schemas.microsoft.com/office/word/2010/wordprocessingShape" mc:Ignorable="w14 w15 w16se w16cid w16 w16cex w16sdtdh w16sdtfl w16du wp14">
+<w:footnotes xmlns:wpc="http://schemas.microsoft.com/office/word/2010/wordprocessingCanvas" xmlns:cx="http://schemas.microsoft.com/office/drawing/2014/chartex" xmlns:cx1="http://schemas.microsoft.com/office/drawing/2015/9/8/chartex" xmlns:cx2="http://schemas.microsoft.com/office/drawing/2015/10/21/chartex" xmlns:cx3="http://schemas.microsoft.com/office/drawing/2016/5/9/chartex" xmlns:cx4="http://schemas.microsoft.com/office/drawing/2016/5/10/chartex" xmlns:cx5="http://schemas.microsoft.com/office/drawing/2016/5/11/chartex" xmlns:cx6="http://schemas.microsoft.com/office/drawing/2016/5/12/chartex" xmlns:cx7="http://schemas.microsoft.com/office/drawing/2016/5/13/chartex" xmlns:cx8="http://schemas.microsoft.com/office/drawing/2016/5/14/chartex" xmlns:mc="http://schemas.openxmlformats.org/markup-compatibility/2006" xmlns:aink="http://schemas.microsoft.com/office/drawing/2016/ink" xmlns:am3d="http://schemas.microsoft.com/office/drawing/2017/model3d" xmlns:o="urn:schemas-microsoft-com:office:office" xmlns:oel="http://schemas.microsoft.com/office/2019/extlst" xmlns:r="http://schemas.openxmlformats.org/officeDocument/2006/relationships" xmlns:m="http://schemas.openxmlformats.org/officeDocument/2006/math" xmlns:v="urn:schemas-microsoft-com:vml" xmlns:wp14="http://schemas.microsoft.com/office/word/2010/wordprocessingDrawing" xmlns:wp="http://schemas.openxmlformats.org/drawingml/2006/wordprocessingDrawing" xmlns:w10="urn:schemas-microsoft-com:office:word" xmlns:w="http://schemas.openxmlformats.org/wordprocessingml/2006/main" xmlns:w14="http://schemas.microsoft.com/office/word/2010/wordml" xmlns:w15="http://schemas.microsoft.com/office/word/2012/wordml" xmlns:w16cex="http://schemas.microsoft.com/office/word/2018/wordml/cex" xmlns:w16cid="http://schemas.microsoft.com/office/word/2016/wordml/cid" xmlns:w16="http://schemas.microsoft.com/office/word/2018/wordml" xmlns:w16du="http://schemas.microsoft.com/office/word/2023/wordml/word16du" xmlns:w16sdtdh="http://schemas.microsoft.com/office/word/2020/wordml/sdtdatahash" xmlns:w16sdtfl="http://schemas.microsoft.com/office/word/2024/wordml/sdtformatlock" xmlns:w16se="http://schemas.microsoft.com/office/word/2015/wordml/symex" xmlns:wpg="http://schemas.microsoft.com/office/word/2010/wordprocessingGroup" xmlns:wpi="http://schemas.microsoft.com/office/word/2010/wordprocessingInk" xmlns:wne="http://schemas.microsoft.com/office/word/2006/wordml" xmlns:wps="http://schemas.microsoft.com/office/word/2010/wordprocessingShape" mc:Ignorable="w14 w15 w16se w16cid w16 w16cex w16sdtdh w16sdtfl w16du wp14">
   <w:footnote w:type="separator" w:id="-1">
     <w:p>
       <w:pPr>
@@ -7773,7 +7807,7 @@
 </file>
 
 <file path=word/numbering.xml><?xml version="1.0" encoding="utf-8"?>
-<w:numbering xmlns:wpc="http://schemas.microsoft.com/office/word/2010/wordprocessingCanvas" xmlns:cx="http://schemas.microsoft.com/office/drawing/2014/chartex" xmlns:cx1="http://schemas.microsoft.com/office/drawing/2015/9/8/chartex" xmlns:cx2="http://schemas.microsoft.com/office/drawing/2015/10/21/chartex" xmlns:cx3="http://schemas.microsoft.com/office/drawing/2016/5/9/chartex" xmlns:cx4="http://schemas.microsoft.com/office/drawing/2016/5/10/chartex" xmlns:cx5="http://schemas.microsoft.com/office/drawing/2016/5/11/chartex" xmlns:cx6="http://schemas.microsoft.com/office/drawing/2016/5/12/chartex" xmlns:cx7="http://schemas.microsoft.com/office/drawing/2016/5/13/chartex" xmlns:cx8="http://schemas.microsoft.com/office/drawing/2016/5/14/chartex" xmlns:mc="http://schemas.openxmlformats.org/markup-compatibility/2006" xmlns:aink="http://schemas.microsoft.com/office/drawing/2016/ink" xmlns:am3d="http://schemas.microsoft.com/office/drawing/2017/model3d" xmlns:o="urn:schemas-microsoft-com:office:office" xmlns:oel="http://schemas.microsoft.com/office/2019/extlst" xmlns:r="http://schemas.openxmlformats.org/officeDocument/2006/relationships" xmlns:m="http://schemas.openxmlformats.org/officeDocument/2006/math" xmlns:v="urn:schemas-microsoft-com:vml" xmlns:wp14="http://schemas.microsoft.com/office/word/2010/wordprocessingDrawing" xmlns:wp="http://schemas.openxmlformats.org/drawingml/2006/wordprocessingDrawing" xmlns:w10="urn:schemas-microsoft-com:office:word" xmlns:w="http://schemas.openxmlformats.org/wordprocessingml/2006/main" xmlns:w14="http://schemas.microsoft.com/office/word/2010/wordml" xmlns:w15="http://schemas.microsoft.com/office/word/2012/wordml" xmlns:w16cei="http://schemas.microsoft.com/office/word/2026/wordml/cei" xmlns:w16cex="http://schemas.microsoft.com/office/word/2018/wordml/cex" xmlns:w16cid="http://schemas.microsoft.com/office/word/2016/wordml/cid" xmlns:w16="http://schemas.microsoft.com/office/word/2018/wordml" xmlns:w16du="http://schemas.microsoft.com/office/word/2023/wordml/word16du" xmlns:w16sdtdh="http://schemas.microsoft.com/office/word/2020/wordml/sdtdatahash" xmlns:w16sdtfl="http://schemas.microsoft.com/office/word/2024/wordml/sdtformatlock" xmlns:w16se="http://schemas.microsoft.com/office/word/2015/wordml/symex" xmlns:wpg="http://schemas.microsoft.com/office/word/2010/wordprocessingGroup" xmlns:wpi="http://schemas.microsoft.com/office/word/2010/wordprocessingInk" xmlns:wne="http://schemas.microsoft.com/office/word/2006/wordml" xmlns:wps="http://schemas.microsoft.com/office/word/2010/wordprocessingShape" mc:Ignorable="w14 w15 w16se w16cid w16 w16cex w16sdtdh w16sdtfl w16du wp14">
+<w:numbering xmlns:wpc="http://schemas.microsoft.com/office/word/2010/wordprocessingCanvas" xmlns:cx="http://schemas.microsoft.com/office/drawing/2014/chartex" xmlns:cx1="http://schemas.microsoft.com/office/drawing/2015/9/8/chartex" xmlns:cx2="http://schemas.microsoft.com/office/drawing/2015/10/21/chartex" xmlns:cx3="http://schemas.microsoft.com/office/drawing/2016/5/9/chartex" xmlns:cx4="http://schemas.microsoft.com/office/drawing/2016/5/10/chartex" xmlns:cx5="http://schemas.microsoft.com/office/drawing/2016/5/11/chartex" xmlns:cx6="http://schemas.microsoft.com/office/drawing/2016/5/12/chartex" xmlns:cx7="http://schemas.microsoft.com/office/drawing/2016/5/13/chartex" xmlns:cx8="http://schemas.microsoft.com/office/drawing/2016/5/14/chartex" xmlns:mc="http://schemas.openxmlformats.org/markup-compatibility/2006" xmlns:aink="http://schemas.microsoft.com/office/drawing/2016/ink" xmlns:am3d="http://schemas.microsoft.com/office/drawing/2017/model3d" xmlns:o="urn:schemas-microsoft-com:office:office" xmlns:oel="http://schemas.microsoft.com/office/2019/extlst" xmlns:r="http://schemas.openxmlformats.org/officeDocument/2006/relationships" xmlns:m="http://schemas.openxmlformats.org/officeDocument/2006/math" xmlns:v="urn:schemas-microsoft-com:vml" xmlns:wp14="http://schemas.microsoft.com/office/word/2010/wordprocessingDrawing" xmlns:wp="http://schemas.openxmlformats.org/drawingml/2006/wordprocessingDrawing" xmlns:w10="urn:schemas-microsoft-com:office:word" xmlns:w="http://schemas.openxmlformats.org/wordprocessingml/2006/main" xmlns:w14="http://schemas.microsoft.com/office/word/2010/wordml" xmlns:w15="http://schemas.microsoft.com/office/word/2012/wordml" xmlns:w16cex="http://schemas.microsoft.com/office/word/2018/wordml/cex" xmlns:w16cid="http://schemas.microsoft.com/office/word/2016/wordml/cid" xmlns:w16="http://schemas.microsoft.com/office/word/2018/wordml" xmlns:w16du="http://schemas.microsoft.com/office/word/2023/wordml/word16du" xmlns:w16sdtdh="http://schemas.microsoft.com/office/word/2020/wordml/sdtdatahash" xmlns:w16sdtfl="http://schemas.microsoft.com/office/word/2024/wordml/sdtformatlock" xmlns:w16se="http://schemas.microsoft.com/office/word/2015/wordml/symex" xmlns:wpg="http://schemas.microsoft.com/office/word/2010/wordprocessingGroup" xmlns:wpi="http://schemas.microsoft.com/office/word/2010/wordprocessingInk" xmlns:wne="http://schemas.microsoft.com/office/word/2006/wordml" xmlns:wps="http://schemas.microsoft.com/office/word/2010/wordprocessingShape" mc:Ignorable="w14 w15 w16se w16cid w16 w16cex w16sdtdh w16sdtfl w16du wp14">
   <w:abstractNum w:abstractNumId="0" w15:restartNumberingAfterBreak="0">
     <w:nsid w:val="00000002"/>
     <w:multiLevelType w:val="multilevel"/>
